--- a/Adeline Makokha Research Proposal.docx
+++ b/Adeline Makokha Research Proposal.docx
@@ -261,7 +261,25 @@
           <w:sz w:val="24"/>
           <w:szCs w:val="24"/>
         </w:rPr>
-        <w:t>offering discounted bundles once a customer’s tenure crosses a threshold, or automatically flagging those with two or more dropped calls in a week for outbound calls from loyalty teams. While these tactics can stem obvious pain points, they often fail to detect early warning signals embedded in complex usage patterns, billing anomalies, or subtle shifts in service</w:t>
+        <w:t xml:space="preserve">offering discounted bundles once a customer’s tenure crosses a threshold, or automatically flagging those with two or more dropped calls in a week for outbound calls from loyalty teams. While these tactics can </w:t>
+      </w:r>
+      <w:proofErr w:type="spellStart"/>
+      <w:r>
+        <w:rPr>
+          <w:rFonts w:ascii="Times New Roman" w:eastAsia="Times New Roman" w:hAnsi="Times New Roman" w:cs="Times New Roman"/>
+          <w:sz w:val="24"/>
+          <w:szCs w:val="24"/>
+        </w:rPr>
+        <w:t>stem</w:t>
+      </w:r>
+      <w:proofErr w:type="spellEnd"/>
+      <w:r>
+        <w:rPr>
+          <w:rFonts w:ascii="Times New Roman" w:eastAsia="Times New Roman" w:hAnsi="Times New Roman" w:cs="Times New Roman"/>
+          <w:sz w:val="24"/>
+          <w:szCs w:val="24"/>
+        </w:rPr>
+        <w:t xml:space="preserve"> obvious pain points, they often fail to detect early warning signals embedded in complex usage patterns, billing anomalies, or subtle shifts in service</w:t>
       </w:r>
       <w:r>
         <w:rPr>
@@ -340,25 +358,115 @@
           <w:szCs w:val="24"/>
         </w:rPr>
         <w:noBreakHyphen/>
-        <w:t>probe logs, customer</w:t>
-      </w:r>
-      <w:r>
-        <w:rPr>
-          <w:rFonts w:ascii="Times New Roman" w:eastAsia="Times New Roman" w:hAnsi="Times New Roman" w:cs="Times New Roman"/>
-          <w:sz w:val="24"/>
-          <w:szCs w:val="24"/>
-        </w:rPr>
-        <w:noBreakHyphen/>
-        <w:t>care tickets, even social</w:t>
-      </w:r>
-      <w:r>
-        <w:rPr>
-          <w:rFonts w:ascii="Times New Roman" w:eastAsia="Times New Roman" w:hAnsi="Times New Roman" w:cs="Times New Roman"/>
-          <w:sz w:val="24"/>
-          <w:szCs w:val="24"/>
-        </w:rPr>
-        <w:noBreakHyphen/>
-        <w:t>media sentiment</w:t>
+        <w:t>probe logs, to achieve churn</w:t>
+      </w:r>
+      <w:r>
+        <w:rPr>
+          <w:rFonts w:ascii="Times New Roman" w:eastAsia="Times New Roman" w:hAnsi="Times New Roman" w:cs="Times New Roman"/>
+          <w:sz w:val="24"/>
+          <w:szCs w:val="24"/>
+        </w:rPr>
+        <w:noBreakHyphen/>
+        <w:t>prediction accuracies above 75 percent. Ensemble methods like Random Forests and gradient boosters (</w:t>
+      </w:r>
+      <w:proofErr w:type="spellStart"/>
+      <w:r>
+        <w:rPr>
+          <w:rFonts w:ascii="Times New Roman" w:eastAsia="Times New Roman" w:hAnsi="Times New Roman" w:cs="Times New Roman"/>
+          <w:sz w:val="24"/>
+          <w:szCs w:val="24"/>
+        </w:rPr>
+        <w:t>LightGBM</w:t>
+      </w:r>
+      <w:proofErr w:type="spellEnd"/>
+      <w:r>
+        <w:rPr>
+          <w:rFonts w:ascii="Times New Roman" w:eastAsia="Times New Roman" w:hAnsi="Times New Roman" w:cs="Times New Roman"/>
+          <w:sz w:val="24"/>
+          <w:szCs w:val="24"/>
+        </w:rPr>
+        <w:t xml:space="preserve">, </w:t>
+      </w:r>
+      <w:proofErr w:type="spellStart"/>
+      <w:r>
+        <w:rPr>
+          <w:rFonts w:ascii="Times New Roman" w:eastAsia="Times New Roman" w:hAnsi="Times New Roman" w:cs="Times New Roman"/>
+          <w:sz w:val="24"/>
+          <w:szCs w:val="24"/>
+        </w:rPr>
+        <w:t>XGBoost</w:t>
+      </w:r>
+      <w:proofErr w:type="spellEnd"/>
+      <w:r>
+        <w:rPr>
+          <w:rFonts w:ascii="Times New Roman" w:eastAsia="Times New Roman" w:hAnsi="Times New Roman" w:cs="Times New Roman"/>
+          <w:sz w:val="24"/>
+          <w:szCs w:val="24"/>
+        </w:rPr>
+        <w:t xml:space="preserve">) can balance sensitivity and precision in highly imbalanced datasets (where churners represent 10–20 percent of the population), and </w:t>
+      </w:r>
+      <w:proofErr w:type="spellStart"/>
+      <w:r>
+        <w:rPr>
+          <w:rFonts w:ascii="Times New Roman" w:eastAsia="Times New Roman" w:hAnsi="Times New Roman" w:cs="Times New Roman"/>
+          <w:sz w:val="24"/>
+          <w:szCs w:val="24"/>
+        </w:rPr>
+        <w:t>explainability</w:t>
+      </w:r>
+      <w:proofErr w:type="spellEnd"/>
+      <w:r>
+        <w:rPr>
+          <w:rFonts w:ascii="Times New Roman" w:eastAsia="Times New Roman" w:hAnsi="Times New Roman" w:cs="Times New Roman"/>
+          <w:sz w:val="24"/>
+          <w:szCs w:val="24"/>
+        </w:rPr>
+        <w:t xml:space="preserve"> techniques (SHAP) provide transparent, per</w:t>
+      </w:r>
+      <w:r>
+        <w:rPr>
+          <w:rFonts w:ascii="Times New Roman" w:eastAsia="Times New Roman" w:hAnsi="Times New Roman" w:cs="Times New Roman"/>
+          <w:sz w:val="24"/>
+          <w:szCs w:val="24"/>
+        </w:rPr>
+        <w:noBreakHyphen/>
+        <w:t>customer “why” insights for frontline teams. However, most published studies focus on markets in Europe, Asia, or North America; few have explored an Africa</w:t>
+      </w:r>
+      <w:r>
+        <w:rPr>
+          <w:rFonts w:ascii="Times New Roman" w:eastAsia="Times New Roman" w:hAnsi="Times New Roman" w:cs="Times New Roman"/>
+          <w:sz w:val="24"/>
+          <w:szCs w:val="24"/>
+        </w:rPr>
+        <w:noBreakHyphen/>
+        <w:t>centric dataset that reflects Kenya’s unique pricing tiers, network</w:t>
+      </w:r>
+      <w:r>
+        <w:rPr>
+          <w:rFonts w:ascii="Times New Roman" w:eastAsia="Times New Roman" w:hAnsi="Times New Roman" w:cs="Times New Roman"/>
+          <w:sz w:val="24"/>
+          <w:szCs w:val="24"/>
+        </w:rPr>
+        <w:noBreakHyphen/>
+        <w:t>coverage challenges, and consumer behaviors.</w:t>
+      </w:r>
+    </w:p>
+    <w:p>
+      <w:pPr>
+        <w:spacing w:before="100" w:beforeAutospacing="1" w:after="100" w:afterAutospacing="1" w:line="240" w:lineRule="auto"/>
+        <w:rPr>
+          <w:rFonts w:ascii="Times New Roman" w:eastAsia="Times New Roman" w:hAnsi="Times New Roman" w:cs="Times New Roman"/>
+          <w:sz w:val="24"/>
+          <w:szCs w:val="24"/>
+        </w:rPr>
+      </w:pPr>
+      <w:r>
+        <w:rPr>
+          <w:rFonts w:ascii="Times New Roman" w:eastAsia="Times New Roman" w:hAnsi="Times New Roman" w:cs="Times New Roman"/>
+          <w:sz w:val="24"/>
+          <w:szCs w:val="24"/>
+        </w:rPr>
+        <w:t>This project will leverage a 2024 subscriber dataset from a Kenyan operator</w:t>
       </w:r>
       <w:r>
         <w:rPr>
@@ -374,76 +482,6 @@
           <w:sz w:val="24"/>
           <w:szCs w:val="24"/>
         </w:rPr>
-        <w:t>to achieve churn</w:t>
-      </w:r>
-      <w:r>
-        <w:rPr>
-          <w:rFonts w:ascii="Times New Roman" w:eastAsia="Times New Roman" w:hAnsi="Times New Roman" w:cs="Times New Roman"/>
-          <w:sz w:val="24"/>
-          <w:szCs w:val="24"/>
-        </w:rPr>
-        <w:noBreakHyphen/>
-        <w:t>prediction accuracies above 75 percent. Ensemble methods like Random Forests and gradient boosters (LightGBM, XGBoost) can balance sensitivity and precision in highly imbalanced datasets (where churners represent 10–20 percent of the population), and explainability techniques (SHAP) provide transparent, per</w:t>
-      </w:r>
-      <w:r>
-        <w:rPr>
-          <w:rFonts w:ascii="Times New Roman" w:eastAsia="Times New Roman" w:hAnsi="Times New Roman" w:cs="Times New Roman"/>
-          <w:sz w:val="24"/>
-          <w:szCs w:val="24"/>
-        </w:rPr>
-        <w:noBreakHyphen/>
-        <w:t>customer “why” insights for frontline teams. However, most published studies focus on markets in Europe, Asia, or North America; few have explored an Africa</w:t>
-      </w:r>
-      <w:r>
-        <w:rPr>
-          <w:rFonts w:ascii="Times New Roman" w:eastAsia="Times New Roman" w:hAnsi="Times New Roman" w:cs="Times New Roman"/>
-          <w:sz w:val="24"/>
-          <w:szCs w:val="24"/>
-        </w:rPr>
-        <w:noBreakHyphen/>
-        <w:t>centric dataset that reflects Kenya’s unique pricing tiers, network</w:t>
-      </w:r>
-      <w:r>
-        <w:rPr>
-          <w:rFonts w:ascii="Times New Roman" w:eastAsia="Times New Roman" w:hAnsi="Times New Roman" w:cs="Times New Roman"/>
-          <w:sz w:val="24"/>
-          <w:szCs w:val="24"/>
-        </w:rPr>
-        <w:noBreakHyphen/>
-        <w:t>coverage challenges, and consumer behaviors.</w:t>
-      </w:r>
-    </w:p>
-    <w:p>
-      <w:pPr>
-        <w:spacing w:before="100" w:beforeAutospacing="1" w:after="100" w:afterAutospacing="1" w:line="240" w:lineRule="auto"/>
-        <w:rPr>
-          <w:rFonts w:ascii="Times New Roman" w:eastAsia="Times New Roman" w:hAnsi="Times New Roman" w:cs="Times New Roman"/>
-          <w:sz w:val="24"/>
-          <w:szCs w:val="24"/>
-        </w:rPr>
-      </w:pPr>
-      <w:r>
-        <w:rPr>
-          <w:rFonts w:ascii="Times New Roman" w:eastAsia="Times New Roman" w:hAnsi="Times New Roman" w:cs="Times New Roman"/>
-          <w:sz w:val="24"/>
-          <w:szCs w:val="24"/>
-        </w:rPr>
-        <w:t>This project will leverage a 2024 subscriber dataset from a Kenyan operator</w:t>
-      </w:r>
-      <w:r>
-        <w:rPr>
-          <w:rFonts w:ascii="Times New Roman" w:eastAsia="Times New Roman" w:hAnsi="Times New Roman" w:cs="Times New Roman"/>
-          <w:sz w:val="24"/>
-          <w:szCs w:val="24"/>
-        </w:rPr>
-        <w:t xml:space="preserve"> </w:t>
-      </w:r>
-      <w:r>
-        <w:rPr>
-          <w:rFonts w:ascii="Times New Roman" w:eastAsia="Times New Roman" w:hAnsi="Times New Roman" w:cs="Times New Roman"/>
-          <w:sz w:val="24"/>
-          <w:szCs w:val="24"/>
-        </w:rPr>
         <w:t>comprising billing records, network</w:t>
       </w:r>
       <w:r>
@@ -453,16 +491,7 @@
           <w:szCs w:val="24"/>
         </w:rPr>
         <w:noBreakHyphen/>
-        <w:t>quality metrics, CRM</w:t>
-      </w:r>
-      <w:r>
-        <w:rPr>
-          <w:rFonts w:ascii="Times New Roman" w:eastAsia="Times New Roman" w:hAnsi="Times New Roman" w:cs="Times New Roman"/>
-          <w:sz w:val="24"/>
-          <w:szCs w:val="24"/>
-        </w:rPr>
-        <w:noBreakHyphen/>
-        <w:t>ticket logs, and demographic attributes</w:t>
+        <w:t>quality metrics and demographic attributes</w:t>
       </w:r>
       <w:r>
         <w:rPr>
@@ -570,6 +599,7 @@
           <w:sz w:val="36"/>
           <w:szCs w:val="36"/>
         </w:rPr>
+        <w:lastRenderedPageBreak/>
         <w:t xml:space="preserve">Problem Statement </w:t>
       </w:r>
     </w:p>
@@ -867,7 +897,25 @@
           <w:szCs w:val="24"/>
         </w:rPr>
         <w:noBreakHyphen/>
-        <w:t>value customers, optimize marketing spend, and support Kenya’s broader digital</w:t>
+        <w:t xml:space="preserve">value customers, optimize marketing </w:t>
+      </w:r>
+      <w:proofErr w:type="gramStart"/>
+      <w:r>
+        <w:rPr>
+          <w:rFonts w:ascii="Times New Roman" w:eastAsia="Times New Roman" w:hAnsi="Times New Roman" w:cs="Times New Roman"/>
+          <w:sz w:val="24"/>
+          <w:szCs w:val="24"/>
+        </w:rPr>
+        <w:t>spend</w:t>
+      </w:r>
+      <w:proofErr w:type="gramEnd"/>
+      <w:r>
+        <w:rPr>
+          <w:rFonts w:ascii="Times New Roman" w:eastAsia="Times New Roman" w:hAnsi="Times New Roman" w:cs="Times New Roman"/>
+          <w:sz w:val="24"/>
+          <w:szCs w:val="24"/>
+        </w:rPr>
+        <w:t>, and support Kenya’s broader digital</w:t>
       </w:r>
       <w:r>
         <w:rPr>
@@ -1003,16 +1051,44 @@
           <w:sz w:val="24"/>
           <w:szCs w:val="24"/>
         </w:rPr>
-        <w:t>To develop and compare at least four machine</w:t>
-      </w:r>
-      <w:r>
-        <w:rPr>
-          <w:rFonts w:ascii="Times New Roman" w:eastAsia="Times New Roman" w:hAnsi="Times New Roman" w:cs="Times New Roman"/>
-          <w:sz w:val="24"/>
-          <w:szCs w:val="24"/>
-        </w:rPr>
-        <w:noBreakHyphen/>
-        <w:t>learning classifiers (Logistic Regression, Random Forest, LightGBM, and a soft</w:t>
+        <w:t xml:space="preserve">To develop and compare at least four </w:t>
+      </w:r>
+      <w:proofErr w:type="gramStart"/>
+      <w:r>
+        <w:rPr>
+          <w:rFonts w:ascii="Times New Roman" w:eastAsia="Times New Roman" w:hAnsi="Times New Roman" w:cs="Times New Roman"/>
+          <w:sz w:val="24"/>
+          <w:szCs w:val="24"/>
+        </w:rPr>
+        <w:t>machine</w:t>
+      </w:r>
+      <w:proofErr w:type="gramEnd"/>
+      <w:r>
+        <w:rPr>
+          <w:rFonts w:ascii="Times New Roman" w:eastAsia="Times New Roman" w:hAnsi="Times New Roman" w:cs="Times New Roman"/>
+          <w:sz w:val="24"/>
+          <w:szCs w:val="24"/>
+        </w:rPr>
+        <w:noBreakHyphen/>
+        <w:t xml:space="preserve">learning classifiers (Logistic Regression, Random Forest, </w:t>
+      </w:r>
+      <w:proofErr w:type="spellStart"/>
+      <w:r>
+        <w:rPr>
+          <w:rFonts w:ascii="Times New Roman" w:eastAsia="Times New Roman" w:hAnsi="Times New Roman" w:cs="Times New Roman"/>
+          <w:sz w:val="24"/>
+          <w:szCs w:val="24"/>
+        </w:rPr>
+        <w:t>LightGBM</w:t>
+      </w:r>
+      <w:proofErr w:type="spellEnd"/>
+      <w:r>
+        <w:rPr>
+          <w:rFonts w:ascii="Times New Roman" w:eastAsia="Times New Roman" w:hAnsi="Times New Roman" w:cs="Times New Roman"/>
+          <w:sz w:val="24"/>
+          <w:szCs w:val="24"/>
+        </w:rPr>
+        <w:t>, and a soft</w:t>
       </w:r>
       <w:r>
         <w:rPr>
@@ -1108,7 +1184,25 @@
           <w:sz w:val="24"/>
           <w:szCs w:val="24"/>
         </w:rPr>
-        <w:t>To interpret model predictions using explainability techniques (SHAP values), surfacing the top three churn drivers per customer for actionable insights.</w:t>
+        <w:t xml:space="preserve">To interpret model predictions using </w:t>
+      </w:r>
+      <w:proofErr w:type="spellStart"/>
+      <w:r>
+        <w:rPr>
+          <w:rFonts w:ascii="Times New Roman" w:eastAsia="Times New Roman" w:hAnsi="Times New Roman" w:cs="Times New Roman"/>
+          <w:sz w:val="24"/>
+          <w:szCs w:val="24"/>
+        </w:rPr>
+        <w:t>explainability</w:t>
+      </w:r>
+      <w:proofErr w:type="spellEnd"/>
+      <w:r>
+        <w:rPr>
+          <w:rFonts w:ascii="Times New Roman" w:eastAsia="Times New Roman" w:hAnsi="Times New Roman" w:cs="Times New Roman"/>
+          <w:sz w:val="24"/>
+          <w:szCs w:val="24"/>
+        </w:rPr>
+        <w:t xml:space="preserve"> techniques (SHAP values), surfacing the top three churn drivers per customer for actionable insights.</w:t>
       </w:r>
     </w:p>
     <w:p>
@@ -1178,6 +1272,442 @@
     <w:p>
       <w:pPr>
         <w:spacing w:before="100" w:beforeAutospacing="1" w:after="100" w:afterAutospacing="1" w:line="240" w:lineRule="auto"/>
+        <w:rPr>
+          <w:rFonts w:ascii="Times New Roman" w:eastAsia="Times New Roman" w:hAnsi="Times New Roman" w:cs="Times New Roman"/>
+          <w:sz w:val="24"/>
+          <w:szCs w:val="24"/>
+        </w:rPr>
+      </w:pPr>
+      <w:r>
+        <w:rPr>
+          <w:rFonts w:ascii="Times New Roman" w:eastAsia="Times New Roman" w:hAnsi="Times New Roman" w:cs="Times New Roman"/>
+          <w:sz w:val="24"/>
+          <w:szCs w:val="24"/>
+        </w:rPr>
+        <w:t>Early work on telecom churn focused on simple statistical analyses: survival models measuring tenure versus dropout, and basic logistic</w:t>
+      </w:r>
+      <w:r>
+        <w:rPr>
+          <w:rFonts w:ascii="Times New Roman" w:eastAsia="Times New Roman" w:hAnsi="Times New Roman" w:cs="Times New Roman"/>
+          <w:sz w:val="24"/>
+          <w:szCs w:val="24"/>
+        </w:rPr>
+        <w:noBreakHyphen/>
+        <w:t>regression on static billing features (e.g., tenure, monthly charges). These studies established that tenure, service type, and average revenue per user  are significant predictors of churn. However, static models often underperform when customer behaviors shift rapidly in response to new pricing or network events.</w:t>
+      </w:r>
+    </w:p>
+    <w:p>
+      <w:pPr>
+        <w:spacing w:before="100" w:beforeAutospacing="1" w:after="100" w:afterAutospacing="1" w:line="240" w:lineRule="auto"/>
+        <w:rPr>
+          <w:rFonts w:ascii="Times New Roman" w:eastAsia="Times New Roman" w:hAnsi="Times New Roman" w:cs="Times New Roman"/>
+          <w:sz w:val="24"/>
+          <w:szCs w:val="24"/>
+        </w:rPr>
+      </w:pPr>
+      <w:r>
+        <w:rPr>
+          <w:rFonts w:ascii="Times New Roman" w:eastAsia="Times New Roman" w:hAnsi="Times New Roman" w:cs="Times New Roman"/>
+          <w:sz w:val="24"/>
+          <w:szCs w:val="24"/>
+        </w:rPr>
+        <w:t>With increased computational power, researchers applied non</w:t>
+      </w:r>
+      <w:r>
+        <w:rPr>
+          <w:rFonts w:ascii="Times New Roman" w:eastAsia="Times New Roman" w:hAnsi="Times New Roman" w:cs="Times New Roman"/>
+          <w:sz w:val="24"/>
+          <w:szCs w:val="24"/>
+        </w:rPr>
+        <w:noBreakHyphen/>
+        <w:t>linear classifiers</w:t>
+      </w:r>
+      <w:r>
+        <w:rPr>
+          <w:rFonts w:ascii="Times New Roman" w:eastAsia="Times New Roman" w:hAnsi="Times New Roman" w:cs="Times New Roman"/>
+          <w:sz w:val="24"/>
+          <w:szCs w:val="24"/>
+        </w:rPr>
+        <w:t xml:space="preserve"> </w:t>
+      </w:r>
+      <w:r>
+        <w:rPr>
+          <w:rFonts w:ascii="Times New Roman" w:eastAsia="Times New Roman" w:hAnsi="Times New Roman" w:cs="Times New Roman"/>
+          <w:sz w:val="24"/>
+          <w:szCs w:val="24"/>
+        </w:rPr>
+        <w:t>Random Forests, gradient boosting</w:t>
+      </w:r>
+      <w:r>
+        <w:rPr>
+          <w:rFonts w:ascii="Times New Roman" w:eastAsia="Times New Roman" w:hAnsi="Times New Roman" w:cs="Times New Roman"/>
+          <w:sz w:val="24"/>
+          <w:szCs w:val="24"/>
+        </w:rPr>
+        <w:t xml:space="preserve"> </w:t>
+      </w:r>
+      <w:r>
+        <w:rPr>
+          <w:rFonts w:ascii="Times New Roman" w:eastAsia="Times New Roman" w:hAnsi="Times New Roman" w:cs="Times New Roman"/>
+          <w:sz w:val="24"/>
+          <w:szCs w:val="24"/>
+        </w:rPr>
+        <w:t xml:space="preserve">to capture complex interactions among features. Ahmad et al. (2019) showed that </w:t>
+      </w:r>
+      <w:proofErr w:type="spellStart"/>
+      <w:r>
+        <w:rPr>
+          <w:rFonts w:ascii="Times New Roman" w:eastAsia="Times New Roman" w:hAnsi="Times New Roman" w:cs="Times New Roman"/>
+          <w:sz w:val="24"/>
+          <w:szCs w:val="24"/>
+        </w:rPr>
+        <w:t>XGBoost</w:t>
+      </w:r>
+      <w:proofErr w:type="spellEnd"/>
+      <w:r>
+        <w:rPr>
+          <w:rFonts w:ascii="Times New Roman" w:eastAsia="Times New Roman" w:hAnsi="Times New Roman" w:cs="Times New Roman"/>
+          <w:sz w:val="24"/>
+          <w:szCs w:val="24"/>
+        </w:rPr>
+        <w:t xml:space="preserve"> achieved 78 percent accuracy on a North American carrier’s dataset by incorporating network</w:t>
+      </w:r>
+      <w:r>
+        <w:rPr>
+          <w:rFonts w:ascii="Times New Roman" w:eastAsia="Times New Roman" w:hAnsi="Times New Roman" w:cs="Times New Roman"/>
+          <w:sz w:val="24"/>
+          <w:szCs w:val="24"/>
+        </w:rPr>
+        <w:noBreakHyphen/>
+        <w:t>probe metrics. Chawla et al. (2002) introduced SMOTE to synthetically rebalance churn classes, sparking widespread adoption in telecom studies.</w:t>
+      </w:r>
+    </w:p>
+    <w:p>
+      <w:pPr>
+        <w:spacing w:before="100" w:beforeAutospacing="1" w:after="100" w:afterAutospacing="1" w:line="240" w:lineRule="auto"/>
+        <w:rPr>
+          <w:rFonts w:ascii="Times New Roman" w:eastAsia="Times New Roman" w:hAnsi="Times New Roman" w:cs="Times New Roman"/>
+          <w:sz w:val="24"/>
+          <w:szCs w:val="24"/>
+        </w:rPr>
+      </w:pPr>
+      <w:r>
+        <w:rPr>
+          <w:rFonts w:ascii="Times New Roman" w:eastAsia="Times New Roman" w:hAnsi="Times New Roman" w:cs="Times New Roman"/>
+          <w:sz w:val="24"/>
+          <w:szCs w:val="24"/>
+        </w:rPr>
+        <w:t>Churn prediction suffers from class imbalance: non</w:t>
+      </w:r>
+      <w:r>
+        <w:rPr>
+          <w:rFonts w:ascii="Times New Roman" w:eastAsia="Times New Roman" w:hAnsi="Times New Roman" w:cs="Times New Roman"/>
+          <w:sz w:val="24"/>
+          <w:szCs w:val="24"/>
+        </w:rPr>
+        <w:noBreakHyphen/>
+        <w:t>churners typically outnumber churners by 4 to 1 or more. Techniques such as SMOTE, ADASYN, and cost</w:t>
+      </w:r>
+      <w:r>
+        <w:rPr>
+          <w:rFonts w:ascii="Times New Roman" w:eastAsia="Times New Roman" w:hAnsi="Times New Roman" w:cs="Times New Roman"/>
+          <w:sz w:val="24"/>
+          <w:szCs w:val="24"/>
+        </w:rPr>
+        <w:noBreakHyphen/>
+        <w:t>sensitive learning have been compared extensively. Fernández et al. (2018) found that applying SMOTE within cross</w:t>
+      </w:r>
+      <w:r>
+        <w:rPr>
+          <w:rFonts w:ascii="Times New Roman" w:eastAsia="Times New Roman" w:hAnsi="Times New Roman" w:cs="Times New Roman"/>
+          <w:sz w:val="24"/>
+          <w:szCs w:val="24"/>
+        </w:rPr>
+        <w:noBreakHyphen/>
+        <w:t>validation folds reduced overfitting compared to global rebalancing. Cost</w:t>
+      </w:r>
+      <w:r>
+        <w:rPr>
+          <w:rFonts w:ascii="Times New Roman" w:eastAsia="Times New Roman" w:hAnsi="Times New Roman" w:cs="Times New Roman"/>
+          <w:sz w:val="24"/>
+          <w:szCs w:val="24"/>
+        </w:rPr>
+        <w:noBreakHyphen/>
+        <w:t>sensitive variants of tree models (assigning higher misclassification cost to churners) often rival synthetic</w:t>
+      </w:r>
+      <w:r>
+        <w:rPr>
+          <w:rFonts w:ascii="Times New Roman" w:eastAsia="Times New Roman" w:hAnsi="Times New Roman" w:cs="Times New Roman"/>
+          <w:sz w:val="24"/>
+          <w:szCs w:val="24"/>
+        </w:rPr>
+        <w:noBreakHyphen/>
+        <w:t>sampling methods in performance.</w:t>
+      </w:r>
+    </w:p>
+    <w:p>
+      <w:pPr>
+        <w:spacing w:before="100" w:beforeAutospacing="1" w:after="100" w:afterAutospacing="1" w:line="240" w:lineRule="auto"/>
+        <w:rPr>
+          <w:rFonts w:ascii="Times New Roman" w:eastAsia="Times New Roman" w:hAnsi="Times New Roman" w:cs="Times New Roman"/>
+          <w:sz w:val="24"/>
+          <w:szCs w:val="24"/>
+        </w:rPr>
+      </w:pPr>
+      <w:r>
+        <w:rPr>
+          <w:rFonts w:ascii="Times New Roman" w:eastAsia="Times New Roman" w:hAnsi="Times New Roman" w:cs="Times New Roman"/>
+          <w:sz w:val="24"/>
+          <w:szCs w:val="24"/>
+        </w:rPr>
+        <w:t>Business adoption hinges on trust: retention teams must understand “why” the model flags a customer. Lundberg and Lee’s SHAP framework (2017) provides consistent, locally accurate explanations for any tree</w:t>
+      </w:r>
+      <w:r>
+        <w:rPr>
+          <w:rFonts w:ascii="Times New Roman" w:eastAsia="Times New Roman" w:hAnsi="Times New Roman" w:cs="Times New Roman"/>
+          <w:sz w:val="24"/>
+          <w:szCs w:val="24"/>
+        </w:rPr>
+        <w:noBreakHyphen/>
+        <w:t>based model, allowing per</w:t>
+      </w:r>
+      <w:r>
+        <w:rPr>
+          <w:rFonts w:ascii="Times New Roman" w:eastAsia="Times New Roman" w:hAnsi="Times New Roman" w:cs="Times New Roman"/>
+          <w:sz w:val="24"/>
+          <w:szCs w:val="24"/>
+        </w:rPr>
+        <w:noBreakHyphen/>
+        <w:t xml:space="preserve">customer breakdowns of feature contributions. </w:t>
+      </w:r>
+      <w:proofErr w:type="spellStart"/>
+      <w:r>
+        <w:rPr>
+          <w:rFonts w:ascii="Times New Roman" w:eastAsia="Times New Roman" w:hAnsi="Times New Roman" w:cs="Times New Roman"/>
+          <w:sz w:val="24"/>
+          <w:szCs w:val="24"/>
+        </w:rPr>
+        <w:t>Amershi</w:t>
+      </w:r>
+      <w:proofErr w:type="spellEnd"/>
+      <w:r>
+        <w:rPr>
+          <w:rFonts w:ascii="Times New Roman" w:eastAsia="Times New Roman" w:hAnsi="Times New Roman" w:cs="Times New Roman"/>
+          <w:sz w:val="24"/>
+          <w:szCs w:val="24"/>
+        </w:rPr>
+        <w:t xml:space="preserve"> et al. (2019) demonstrated that integrating SHAP into dashboards improved acceptance of ML insights by 30 percent in pilot deployments.</w:t>
+      </w:r>
+    </w:p>
+    <w:p>
+      <w:pPr>
+        <w:spacing w:before="100" w:beforeAutospacing="1" w:after="100" w:afterAutospacing="1" w:line="240" w:lineRule="auto"/>
+        <w:rPr>
+          <w:rFonts w:ascii="Times New Roman" w:eastAsia="Times New Roman" w:hAnsi="Times New Roman" w:cs="Times New Roman"/>
+          <w:sz w:val="24"/>
+          <w:szCs w:val="24"/>
+        </w:rPr>
+      </w:pPr>
+      <w:r>
+        <w:rPr>
+          <w:rFonts w:ascii="Times New Roman" w:eastAsia="Times New Roman" w:hAnsi="Times New Roman" w:cs="Times New Roman"/>
+          <w:sz w:val="24"/>
+          <w:szCs w:val="24"/>
+        </w:rPr>
+        <w:t>Few academic studies have examined churn in Sub</w:t>
+      </w:r>
+      <w:r>
+        <w:rPr>
+          <w:rFonts w:ascii="Times New Roman" w:eastAsia="Times New Roman" w:hAnsi="Times New Roman" w:cs="Times New Roman"/>
+          <w:sz w:val="24"/>
+          <w:szCs w:val="24"/>
+        </w:rPr>
+        <w:noBreakHyphen/>
+        <w:t>Saharan Africa. Mwangi et al. (2021) analyzed churn in a Kenyan startup’s MVNO, reporting differences in driver importance: data</w:t>
+      </w:r>
+      <w:r>
+        <w:rPr>
+          <w:rFonts w:ascii="Times New Roman" w:eastAsia="Times New Roman" w:hAnsi="Times New Roman" w:cs="Times New Roman"/>
+          <w:sz w:val="24"/>
+          <w:szCs w:val="24"/>
+        </w:rPr>
+        <w:noBreakHyphen/>
+        <w:t>bundle exhaustion and mobile</w:t>
+      </w:r>
+      <w:r>
+        <w:rPr>
+          <w:rFonts w:ascii="Times New Roman" w:eastAsia="Times New Roman" w:hAnsi="Times New Roman" w:cs="Times New Roman"/>
+          <w:sz w:val="24"/>
+          <w:szCs w:val="24"/>
+        </w:rPr>
+        <w:noBreakHyphen/>
+        <w:t>money declines were more predictive than tenure. Akpan et al. (2022) emphasized network intermittency</w:t>
+      </w:r>
+      <w:r>
+        <w:rPr>
+          <w:rFonts w:ascii="Times New Roman" w:eastAsia="Times New Roman" w:hAnsi="Times New Roman" w:cs="Times New Roman"/>
+          <w:sz w:val="24"/>
+          <w:szCs w:val="24"/>
+        </w:rPr>
+        <w:t xml:space="preserve"> </w:t>
+      </w:r>
+      <w:r>
+        <w:rPr>
+          <w:rFonts w:ascii="Times New Roman" w:eastAsia="Times New Roman" w:hAnsi="Times New Roman" w:cs="Times New Roman"/>
+          <w:sz w:val="24"/>
+          <w:szCs w:val="24"/>
+        </w:rPr>
+        <w:t>captured via call</w:t>
+      </w:r>
+      <w:r>
+        <w:rPr>
+          <w:rFonts w:ascii="Times New Roman" w:eastAsia="Times New Roman" w:hAnsi="Times New Roman" w:cs="Times New Roman"/>
+          <w:sz w:val="24"/>
+          <w:szCs w:val="24"/>
+        </w:rPr>
+        <w:noBreakHyphen/>
+        <w:t>drop rates</w:t>
+      </w:r>
+      <w:r>
+        <w:rPr>
+          <w:rFonts w:ascii="Times New Roman" w:eastAsia="Times New Roman" w:hAnsi="Times New Roman" w:cs="Times New Roman"/>
+          <w:sz w:val="24"/>
+          <w:szCs w:val="24"/>
+        </w:rPr>
+        <w:t xml:space="preserve"> </w:t>
+      </w:r>
+      <w:r>
+        <w:rPr>
+          <w:rFonts w:ascii="Times New Roman" w:eastAsia="Times New Roman" w:hAnsi="Times New Roman" w:cs="Times New Roman"/>
+          <w:sz w:val="24"/>
+          <w:szCs w:val="24"/>
+        </w:rPr>
+        <w:t>as a key churn factor in rural coverage areas. These findings underscore the need to tailor feature sets and model parameters to local conditions.</w:t>
+      </w:r>
+    </w:p>
+    <w:p>
+      <w:pPr>
+        <w:spacing w:before="100" w:beforeAutospacing="1" w:after="100" w:afterAutospacing="1" w:line="240" w:lineRule="auto"/>
+        <w:rPr>
+          <w:rFonts w:ascii="Times New Roman" w:eastAsia="Times New Roman" w:hAnsi="Times New Roman" w:cs="Times New Roman"/>
+          <w:sz w:val="24"/>
+          <w:szCs w:val="24"/>
+        </w:rPr>
+      </w:pPr>
+      <w:r>
+        <w:rPr>
+          <w:rFonts w:ascii="Times New Roman" w:eastAsia="Times New Roman" w:hAnsi="Times New Roman" w:cs="Times New Roman"/>
+          <w:sz w:val="24"/>
+          <w:szCs w:val="24"/>
+        </w:rPr>
+        <w:t>Recent literature stresses the importance of retraining and drift detection. Gama et al. (2014) introduced frameworks for streaming</w:t>
+      </w:r>
+      <w:r>
+        <w:rPr>
+          <w:rFonts w:ascii="Times New Roman" w:eastAsia="Times New Roman" w:hAnsi="Times New Roman" w:cs="Times New Roman"/>
+          <w:sz w:val="24"/>
+          <w:szCs w:val="24"/>
+        </w:rPr>
+        <w:noBreakHyphen/>
+        <w:t>data models that update daily, essential in markets with rapid promotional cycles. Pilot studies (Rahman et al., 2024) confirm that weekly recalibration of thresholds can sustain performance within 1 percent of initial benchmarks over six months.</w:t>
+      </w:r>
+    </w:p>
+    <w:p>
+      <w:pPr>
+        <w:spacing w:after="0" w:line="240" w:lineRule="auto"/>
+        <w:rPr>
+          <w:rFonts w:ascii="Times New Roman" w:eastAsia="Times New Roman" w:hAnsi="Times New Roman" w:cs="Times New Roman"/>
+          <w:sz w:val="24"/>
+          <w:szCs w:val="24"/>
+        </w:rPr>
+      </w:pPr>
+    </w:p>
+    <w:p>
+      <w:pPr>
+        <w:spacing w:before="100" w:beforeAutospacing="1" w:after="100" w:afterAutospacing="1" w:line="240" w:lineRule="auto"/>
+        <w:outlineLvl w:val="1"/>
+        <w:rPr>
+          <w:rFonts w:ascii="Times New Roman" w:eastAsia="Times New Roman" w:hAnsi="Times New Roman" w:cs="Times New Roman"/>
+          <w:b/>
+          <w:bCs/>
+          <w:sz w:val="36"/>
+          <w:szCs w:val="36"/>
+        </w:rPr>
+      </w:pPr>
+      <w:r>
+        <w:rPr>
+          <w:rFonts w:ascii="Times New Roman" w:eastAsia="Times New Roman" w:hAnsi="Times New Roman" w:cs="Times New Roman"/>
+          <w:b/>
+          <w:bCs/>
+          <w:sz w:val="36"/>
+          <w:szCs w:val="36"/>
+        </w:rPr>
+        <w:t xml:space="preserve">Proposed Methodology </w:t>
+      </w:r>
+    </w:p>
+    <w:p>
+      <w:pPr>
+        <w:spacing w:before="100" w:beforeAutospacing="1" w:after="100" w:afterAutospacing="1" w:line="240" w:lineRule="auto"/>
+        <w:rPr>
+          <w:rFonts w:ascii="Times New Roman" w:eastAsia="Times New Roman" w:hAnsi="Times New Roman" w:cs="Times New Roman"/>
+          <w:sz w:val="24"/>
+          <w:szCs w:val="24"/>
+        </w:rPr>
+      </w:pPr>
+      <w:r>
+        <w:rPr>
+          <w:rFonts w:ascii="Times New Roman" w:eastAsia="Times New Roman" w:hAnsi="Times New Roman" w:cs="Times New Roman"/>
+          <w:sz w:val="24"/>
+          <w:szCs w:val="24"/>
+        </w:rPr>
+        <w:t xml:space="preserve">The </w:t>
+      </w:r>
+      <w:r>
+        <w:rPr>
+          <w:rFonts w:ascii="Times New Roman" w:eastAsia="Times New Roman" w:hAnsi="Times New Roman" w:cs="Times New Roman"/>
+          <w:sz w:val="24"/>
+          <w:szCs w:val="24"/>
+        </w:rPr>
+        <w:t>propos</w:t>
+      </w:r>
+      <w:r>
+        <w:rPr>
+          <w:rFonts w:ascii="Times New Roman" w:eastAsia="Times New Roman" w:hAnsi="Times New Roman" w:cs="Times New Roman"/>
+          <w:sz w:val="24"/>
+          <w:szCs w:val="24"/>
+        </w:rPr>
+        <w:t>al is</w:t>
+      </w:r>
+      <w:r>
+        <w:rPr>
+          <w:rFonts w:ascii="Times New Roman" w:eastAsia="Times New Roman" w:hAnsi="Times New Roman" w:cs="Times New Roman"/>
+          <w:sz w:val="24"/>
+          <w:szCs w:val="24"/>
+        </w:rPr>
+        <w:t xml:space="preserve"> an end</w:t>
+      </w:r>
+      <w:r>
+        <w:rPr>
+          <w:rFonts w:ascii="Times New Roman" w:eastAsia="Times New Roman" w:hAnsi="Times New Roman" w:cs="Times New Roman"/>
+          <w:sz w:val="24"/>
+          <w:szCs w:val="24"/>
+        </w:rPr>
+        <w:noBreakHyphen/>
+        <w:t>to</w:t>
+      </w:r>
+      <w:r>
+        <w:rPr>
+          <w:rFonts w:ascii="Times New Roman" w:eastAsia="Times New Roman" w:hAnsi="Times New Roman" w:cs="Times New Roman"/>
+          <w:sz w:val="24"/>
+          <w:szCs w:val="24"/>
+        </w:rPr>
+        <w:noBreakHyphen/>
+        <w:t>end workflow comprising data preparation, model development, evaluation, interpretation, and deployment.</w:t>
+      </w:r>
+    </w:p>
+    <w:p>
+      <w:pPr>
+        <w:spacing w:before="100" w:beforeAutospacing="1" w:after="100" w:afterAutospacing="1" w:line="240" w:lineRule="auto"/>
         <w:outlineLvl w:val="2"/>
         <w:rPr>
           <w:rFonts w:ascii="Times New Roman" w:eastAsia="Times New Roman" w:hAnsi="Times New Roman" w:cs="Times New Roman"/>
@@ -1195,34 +1725,181 @@
           <w:sz w:val="27"/>
           <w:szCs w:val="27"/>
         </w:rPr>
-        <w:t>1. Churn Dynamics in Telecommunications</w:t>
-      </w:r>
-    </w:p>
-    <w:p>
-      <w:pPr>
-        <w:spacing w:before="100" w:beforeAutospacing="1" w:after="100" w:afterAutospacing="1" w:line="240" w:lineRule="auto"/>
-        <w:rPr>
-          <w:rFonts w:ascii="Times New Roman" w:eastAsia="Times New Roman" w:hAnsi="Times New Roman" w:cs="Times New Roman"/>
-          <w:sz w:val="24"/>
-          <w:szCs w:val="24"/>
-        </w:rPr>
-      </w:pPr>
-      <w:r>
-        <w:rPr>
-          <w:rFonts w:ascii="Times New Roman" w:eastAsia="Times New Roman" w:hAnsi="Times New Roman" w:cs="Times New Roman"/>
-          <w:sz w:val="24"/>
-          <w:szCs w:val="24"/>
-        </w:rPr>
-        <w:t>Early work on telecom churn focused on simple statistical analyses: survival models measuring tenure versus dropout, and basic logistic</w:t>
-      </w:r>
-      <w:r>
-        <w:rPr>
-          <w:rFonts w:ascii="Times New Roman" w:eastAsia="Times New Roman" w:hAnsi="Times New Roman" w:cs="Times New Roman"/>
-          <w:sz w:val="24"/>
-          <w:szCs w:val="24"/>
-        </w:rPr>
-        <w:noBreakHyphen/>
-        <w:t>regression on static billing features (e.g., tenure, monthly charges). These studies established that tenure, service type, and average revenue per user (ARPU) are significant predictors of churn. However, static models often underperform when customer behaviors shift rapidly in response to new pricing or network events.</w:t>
+        <w:t>1. Data Preparation and Feature Engineering</w:t>
+      </w:r>
+    </w:p>
+    <w:p>
+      <w:pPr>
+        <w:spacing w:before="100" w:beforeAutospacing="1" w:after="100" w:afterAutospacing="1" w:line="240" w:lineRule="auto"/>
+        <w:rPr>
+          <w:rFonts w:ascii="Times New Roman" w:eastAsia="Times New Roman" w:hAnsi="Times New Roman" w:cs="Times New Roman"/>
+          <w:sz w:val="24"/>
+          <w:szCs w:val="24"/>
+        </w:rPr>
+      </w:pPr>
+      <w:r>
+        <w:rPr>
+          <w:rFonts w:ascii="Times New Roman" w:eastAsia="Times New Roman" w:hAnsi="Times New Roman" w:cs="Times New Roman"/>
+          <w:sz w:val="24"/>
+          <w:szCs w:val="24"/>
+        </w:rPr>
+        <w:t xml:space="preserve">This will be done by </w:t>
+      </w:r>
+      <w:r>
+        <w:rPr>
+          <w:rFonts w:ascii="Times New Roman" w:eastAsia="Times New Roman" w:hAnsi="Times New Roman" w:cs="Times New Roman"/>
+          <w:sz w:val="24"/>
+          <w:szCs w:val="24"/>
+        </w:rPr>
+        <w:t xml:space="preserve"> ingest</w:t>
+      </w:r>
+      <w:r>
+        <w:rPr>
+          <w:rFonts w:ascii="Times New Roman" w:eastAsia="Times New Roman" w:hAnsi="Times New Roman" w:cs="Times New Roman"/>
+          <w:sz w:val="24"/>
+          <w:szCs w:val="24"/>
+        </w:rPr>
+        <w:t>ing</w:t>
+      </w:r>
+      <w:r>
+        <w:rPr>
+          <w:rFonts w:ascii="Times New Roman" w:eastAsia="Times New Roman" w:hAnsi="Times New Roman" w:cs="Times New Roman"/>
+          <w:sz w:val="24"/>
+          <w:szCs w:val="24"/>
+        </w:rPr>
+        <w:t xml:space="preserve">  data streams for 50,000 subscribers: monthly billing records, network</w:t>
+      </w:r>
+      <w:r>
+        <w:rPr>
+          <w:rFonts w:ascii="Times New Roman" w:eastAsia="Times New Roman" w:hAnsi="Times New Roman" w:cs="Times New Roman"/>
+          <w:sz w:val="24"/>
+          <w:szCs w:val="24"/>
+        </w:rPr>
+        <w:noBreakHyphen/>
+        <w:t>probe logs (latency, drop rates), and customer demographics. After removing duplicates and clipping outliers, missing Internet</w:t>
+      </w:r>
+      <w:r>
+        <w:rPr>
+          <w:rFonts w:ascii="Times New Roman" w:eastAsia="Times New Roman" w:hAnsi="Times New Roman" w:cs="Times New Roman"/>
+          <w:sz w:val="24"/>
+          <w:szCs w:val="24"/>
+        </w:rPr>
+        <w:noBreakHyphen/>
+        <w:t>service values</w:t>
+      </w:r>
+      <w:r>
+        <w:rPr>
+          <w:rFonts w:ascii="Times New Roman" w:eastAsia="Times New Roman" w:hAnsi="Times New Roman" w:cs="Times New Roman"/>
+          <w:sz w:val="24"/>
+          <w:szCs w:val="24"/>
+        </w:rPr>
+        <w:t xml:space="preserve"> will be imputed</w:t>
+      </w:r>
+      <w:r>
+        <w:rPr>
+          <w:rFonts w:ascii="Times New Roman" w:eastAsia="Times New Roman" w:hAnsi="Times New Roman" w:cs="Times New Roman"/>
+          <w:sz w:val="24"/>
+          <w:szCs w:val="24"/>
+        </w:rPr>
+        <w:t xml:space="preserve"> using peer</w:t>
+      </w:r>
+      <w:r>
+        <w:rPr>
+          <w:rFonts w:ascii="Times New Roman" w:eastAsia="Times New Roman" w:hAnsi="Times New Roman" w:cs="Times New Roman"/>
+          <w:sz w:val="24"/>
+          <w:szCs w:val="24"/>
+        </w:rPr>
+        <w:noBreakHyphen/>
+        <w:t>median by tenure. Numerical features (</w:t>
+      </w:r>
+      <w:proofErr w:type="spellStart"/>
+      <w:r>
+        <w:rPr>
+          <w:rFonts w:ascii="Times New Roman" w:eastAsia="Times New Roman" w:hAnsi="Times New Roman" w:cs="Times New Roman"/>
+          <w:sz w:val="24"/>
+          <w:szCs w:val="24"/>
+        </w:rPr>
+        <w:t>MonthlyCharges</w:t>
+      </w:r>
+      <w:proofErr w:type="spellEnd"/>
+      <w:r>
+        <w:rPr>
+          <w:rFonts w:ascii="Times New Roman" w:eastAsia="Times New Roman" w:hAnsi="Times New Roman" w:cs="Times New Roman"/>
+          <w:sz w:val="24"/>
+          <w:szCs w:val="24"/>
+        </w:rPr>
+        <w:t xml:space="preserve">, </w:t>
+      </w:r>
+      <w:proofErr w:type="spellStart"/>
+      <w:r>
+        <w:rPr>
+          <w:rFonts w:ascii="Times New Roman" w:eastAsia="Times New Roman" w:hAnsi="Times New Roman" w:cs="Times New Roman"/>
+          <w:sz w:val="24"/>
+          <w:szCs w:val="24"/>
+        </w:rPr>
+        <w:t>TotalSpend</w:t>
+      </w:r>
+      <w:proofErr w:type="spellEnd"/>
+      <w:r>
+        <w:rPr>
+          <w:rFonts w:ascii="Times New Roman" w:eastAsia="Times New Roman" w:hAnsi="Times New Roman" w:cs="Times New Roman"/>
+          <w:sz w:val="24"/>
+          <w:szCs w:val="24"/>
+        </w:rPr>
+        <w:t>) are min–max scaled; categorical fields (</w:t>
+      </w:r>
+      <w:proofErr w:type="spellStart"/>
+      <w:r>
+        <w:rPr>
+          <w:rFonts w:ascii="Times New Roman" w:eastAsia="Times New Roman" w:hAnsi="Times New Roman" w:cs="Times New Roman"/>
+          <w:sz w:val="24"/>
+          <w:szCs w:val="24"/>
+        </w:rPr>
+        <w:t>ContractType</w:t>
+      </w:r>
+      <w:proofErr w:type="spellEnd"/>
+      <w:r>
+        <w:rPr>
+          <w:rFonts w:ascii="Times New Roman" w:eastAsia="Times New Roman" w:hAnsi="Times New Roman" w:cs="Times New Roman"/>
+          <w:sz w:val="24"/>
+          <w:szCs w:val="24"/>
+        </w:rPr>
+        <w:t xml:space="preserve">, </w:t>
+      </w:r>
+      <w:proofErr w:type="spellStart"/>
+      <w:r>
+        <w:rPr>
+          <w:rFonts w:ascii="Times New Roman" w:eastAsia="Times New Roman" w:hAnsi="Times New Roman" w:cs="Times New Roman"/>
+          <w:sz w:val="24"/>
+          <w:szCs w:val="24"/>
+        </w:rPr>
+        <w:t>PaymentMethod</w:t>
+      </w:r>
+      <w:proofErr w:type="spellEnd"/>
+      <w:r>
+        <w:rPr>
+          <w:rFonts w:ascii="Times New Roman" w:eastAsia="Times New Roman" w:hAnsi="Times New Roman" w:cs="Times New Roman"/>
+          <w:sz w:val="24"/>
+          <w:szCs w:val="24"/>
+        </w:rPr>
+        <w:t>) are one</w:t>
+      </w:r>
+      <w:r>
+        <w:rPr>
+          <w:rFonts w:ascii="Times New Roman" w:eastAsia="Times New Roman" w:hAnsi="Times New Roman" w:cs="Times New Roman"/>
+          <w:sz w:val="24"/>
+          <w:szCs w:val="24"/>
+        </w:rPr>
+        <w:noBreakHyphen/>
+        <w:t>hot encoded</w:t>
+      </w:r>
+      <w:r>
+        <w:rPr>
+          <w:rFonts w:ascii="Times New Roman" w:eastAsia="Times New Roman" w:hAnsi="Times New Roman" w:cs="Times New Roman"/>
+          <w:sz w:val="24"/>
+          <w:szCs w:val="24"/>
+        </w:rPr>
+        <w:t>.</w:t>
       </w:r>
     </w:p>
     <w:p>
@@ -1245,9 +1922,132 @@
           <w:sz w:val="27"/>
           <w:szCs w:val="27"/>
         </w:rPr>
-        <w:t>2. Machine</w:t>
-      </w:r>
-      <w:r>
+        <w:t>2. Handling Class Imbalance</w:t>
+      </w:r>
+    </w:p>
+    <w:p>
+      <w:pPr>
+        <w:spacing w:before="100" w:beforeAutospacing="1" w:after="100" w:afterAutospacing="1" w:line="240" w:lineRule="auto"/>
+        <w:rPr>
+          <w:rFonts w:ascii="Times New Roman" w:eastAsia="Times New Roman" w:hAnsi="Times New Roman" w:cs="Times New Roman"/>
+          <w:sz w:val="24"/>
+          <w:szCs w:val="24"/>
+        </w:rPr>
+      </w:pPr>
+      <w:r>
+        <w:rPr>
+          <w:rFonts w:ascii="Times New Roman" w:eastAsia="Times New Roman" w:hAnsi="Times New Roman" w:cs="Times New Roman"/>
+          <w:sz w:val="24"/>
+          <w:szCs w:val="24"/>
+        </w:rPr>
+        <w:t>Within each fold of a stratified five</w:t>
+      </w:r>
+      <w:r>
+        <w:rPr>
+          <w:rFonts w:ascii="Times New Roman" w:eastAsia="Times New Roman" w:hAnsi="Times New Roman" w:cs="Times New Roman"/>
+          <w:sz w:val="24"/>
+          <w:szCs w:val="24"/>
+        </w:rPr>
+        <w:noBreakHyphen/>
+        <w:t>fold cross</w:t>
+      </w:r>
+      <w:r>
+        <w:rPr>
+          <w:rFonts w:ascii="Times New Roman" w:eastAsia="Times New Roman" w:hAnsi="Times New Roman" w:cs="Times New Roman"/>
+          <w:sz w:val="24"/>
+          <w:szCs w:val="24"/>
+        </w:rPr>
+        <w:noBreakHyphen/>
+        <w:t>validation, SMOTE (k = 5)</w:t>
+      </w:r>
+      <w:r>
+        <w:rPr>
+          <w:rFonts w:ascii="Times New Roman" w:eastAsia="Times New Roman" w:hAnsi="Times New Roman" w:cs="Times New Roman"/>
+          <w:sz w:val="24"/>
+          <w:szCs w:val="24"/>
+        </w:rPr>
+        <w:t xml:space="preserve"> will be applied</w:t>
+      </w:r>
+      <w:r>
+        <w:rPr>
+          <w:rFonts w:ascii="Times New Roman" w:eastAsia="Times New Roman" w:hAnsi="Times New Roman" w:cs="Times New Roman"/>
+          <w:sz w:val="24"/>
+          <w:szCs w:val="24"/>
+        </w:rPr>
+        <w:t xml:space="preserve"> to </w:t>
+      </w:r>
+      <w:r>
+        <w:rPr>
+          <w:rFonts w:ascii="Times New Roman" w:eastAsia="Times New Roman" w:hAnsi="Times New Roman" w:cs="Times New Roman"/>
+          <w:sz w:val="24"/>
+          <w:szCs w:val="24"/>
+        </w:rPr>
+        <w:t>avoid</w:t>
+      </w:r>
+      <w:r>
+        <w:rPr>
+          <w:rFonts w:ascii="Times New Roman" w:eastAsia="Times New Roman" w:hAnsi="Times New Roman" w:cs="Times New Roman"/>
+          <w:sz w:val="24"/>
+          <w:szCs w:val="24"/>
+        </w:rPr>
+        <w:t xml:space="preserve"> oversample churners, avoiding information leakage by restricting SMOTE to training subsets. In parallel, cost</w:t>
+      </w:r>
+      <w:r>
+        <w:rPr>
+          <w:rFonts w:ascii="Times New Roman" w:eastAsia="Times New Roman" w:hAnsi="Times New Roman" w:cs="Times New Roman"/>
+          <w:sz w:val="24"/>
+          <w:szCs w:val="24"/>
+        </w:rPr>
+        <w:noBreakHyphen/>
+        <w:t xml:space="preserve">sensitive variants of Random Forest and </w:t>
+      </w:r>
+      <w:proofErr w:type="spellStart"/>
+      <w:r>
+        <w:rPr>
+          <w:rFonts w:ascii="Times New Roman" w:eastAsia="Times New Roman" w:hAnsi="Times New Roman" w:cs="Times New Roman"/>
+          <w:sz w:val="24"/>
+          <w:szCs w:val="24"/>
+        </w:rPr>
+        <w:t>LightGBM</w:t>
+      </w:r>
+      <w:proofErr w:type="spellEnd"/>
+      <w:r>
+        <w:rPr>
+          <w:rFonts w:ascii="Times New Roman" w:eastAsia="Times New Roman" w:hAnsi="Times New Roman" w:cs="Times New Roman"/>
+          <w:sz w:val="24"/>
+          <w:szCs w:val="24"/>
+        </w:rPr>
+        <w:t xml:space="preserve"> will be trained </w:t>
+      </w:r>
+      <w:r>
+        <w:rPr>
+          <w:rFonts w:ascii="Times New Roman" w:eastAsia="Times New Roman" w:hAnsi="Times New Roman" w:cs="Times New Roman"/>
+          <w:sz w:val="24"/>
+          <w:szCs w:val="24"/>
+        </w:rPr>
+        <w:t>assigning a higher penalty for misclassifying the minority class</w:t>
+      </w:r>
+      <w:r>
+        <w:rPr>
+          <w:rFonts w:ascii="Times New Roman" w:eastAsia="Times New Roman" w:hAnsi="Times New Roman" w:cs="Times New Roman"/>
+          <w:sz w:val="24"/>
+          <w:szCs w:val="24"/>
+        </w:rPr>
+        <w:t xml:space="preserve"> </w:t>
+      </w:r>
+      <w:r>
+        <w:rPr>
+          <w:rFonts w:ascii="Times New Roman" w:eastAsia="Times New Roman" w:hAnsi="Times New Roman" w:cs="Times New Roman"/>
+          <w:sz w:val="24"/>
+          <w:szCs w:val="24"/>
+        </w:rPr>
+        <w:t>to compare against SMOTE results.</w:t>
+      </w:r>
+    </w:p>
+    <w:p>
+      <w:pPr>
+        <w:spacing w:before="100" w:beforeAutospacing="1" w:after="100" w:afterAutospacing="1" w:line="240" w:lineRule="auto"/>
+        <w:outlineLvl w:val="2"/>
         <w:rPr>
           <w:rFonts w:ascii="Times New Roman" w:eastAsia="Times New Roman" w:hAnsi="Times New Roman" w:cs="Times New Roman"/>
           <w:b/>
@@ -1255,50 +2055,8 @@
           <w:sz w:val="27"/>
           <w:szCs w:val="27"/>
         </w:rPr>
-        <w:noBreakHyphen/>
-        <w:t>Learning for Churn Prediction</w:t>
-      </w:r>
-    </w:p>
-    <w:p>
-      <w:pPr>
-        <w:spacing w:before="100" w:beforeAutospacing="1" w:after="100" w:afterAutospacing="1" w:line="240" w:lineRule="auto"/>
-        <w:rPr>
-          <w:rFonts w:ascii="Times New Roman" w:eastAsia="Times New Roman" w:hAnsi="Times New Roman" w:cs="Times New Roman"/>
-          <w:sz w:val="24"/>
-          <w:szCs w:val="24"/>
-        </w:rPr>
-      </w:pPr>
-      <w:r>
-        <w:rPr>
-          <w:rFonts w:ascii="Times New Roman" w:eastAsia="Times New Roman" w:hAnsi="Times New Roman" w:cs="Times New Roman"/>
-          <w:sz w:val="24"/>
-          <w:szCs w:val="24"/>
-        </w:rPr>
-        <w:t>With increased computational power, researchers applied non</w:t>
-      </w:r>
-      <w:r>
-        <w:rPr>
-          <w:rFonts w:ascii="Times New Roman" w:eastAsia="Times New Roman" w:hAnsi="Times New Roman" w:cs="Times New Roman"/>
-          <w:sz w:val="24"/>
-          <w:szCs w:val="24"/>
-        </w:rPr>
-        <w:noBreakHyphen/>
-        <w:t>linear classifiers—Random Forests, gradient boosting—to capture complex interactions among features. Ahmad et al. (2019) showed that XGBoost achieved 78 percent accuracy on a North American carrier’s dataset by incorporating network</w:t>
-      </w:r>
-      <w:r>
-        <w:rPr>
-          <w:rFonts w:ascii="Times New Roman" w:eastAsia="Times New Roman" w:hAnsi="Times New Roman" w:cs="Times New Roman"/>
-          <w:sz w:val="24"/>
-          <w:szCs w:val="24"/>
-        </w:rPr>
-        <w:noBreakHyphen/>
-        <w:t>probe metrics. Chawla et al. (2002) introduced SMOTE to synthetically rebalance churn classes, sparking widespread adoption in telecom studies.</w:t>
-      </w:r>
-    </w:p>
-    <w:p>
-      <w:pPr>
-        <w:spacing w:before="100" w:beforeAutospacing="1" w:after="100" w:afterAutospacing="1" w:line="240" w:lineRule="auto"/>
-        <w:outlineLvl w:val="2"/>
+      </w:pPr>
+      <w:r>
         <w:rPr>
           <w:rFonts w:ascii="Times New Roman" w:eastAsia="Times New Roman" w:hAnsi="Times New Roman" w:cs="Times New Roman"/>
           <w:b/>
@@ -1306,8 +2064,436 @@
           <w:sz w:val="27"/>
           <w:szCs w:val="27"/>
         </w:rPr>
-      </w:pPr>
-      <w:r>
+        <w:t>3. Model Development and Hyperparameter Tuning</w:t>
+      </w:r>
+    </w:p>
+    <w:p>
+      <w:pPr>
+        <w:spacing w:before="100" w:beforeAutospacing="1" w:after="100" w:afterAutospacing="1" w:line="240" w:lineRule="auto"/>
+        <w:rPr>
+          <w:rFonts w:ascii="Times New Roman" w:eastAsia="Times New Roman" w:hAnsi="Times New Roman" w:cs="Times New Roman"/>
+          <w:sz w:val="24"/>
+          <w:szCs w:val="24"/>
+        </w:rPr>
+      </w:pPr>
+      <w:r>
+        <w:rPr>
+          <w:rFonts w:ascii="Times New Roman" w:eastAsia="Times New Roman" w:hAnsi="Times New Roman" w:cs="Times New Roman"/>
+          <w:sz w:val="24"/>
+          <w:szCs w:val="24"/>
+        </w:rPr>
+        <w:t>Model</w:t>
+      </w:r>
+      <w:r>
+        <w:rPr>
+          <w:rFonts w:ascii="Times New Roman" w:eastAsia="Times New Roman" w:hAnsi="Times New Roman" w:cs="Times New Roman"/>
+          <w:sz w:val="24"/>
+          <w:szCs w:val="24"/>
+        </w:rPr>
+        <w:t xml:space="preserve"> will</w:t>
+      </w:r>
+      <w:r>
+        <w:rPr>
+          <w:rFonts w:ascii="Times New Roman" w:eastAsia="Times New Roman" w:hAnsi="Times New Roman" w:cs="Times New Roman"/>
+          <w:sz w:val="24"/>
+          <w:szCs w:val="24"/>
+        </w:rPr>
+        <w:t xml:space="preserve"> be</w:t>
+      </w:r>
+      <w:r>
+        <w:rPr>
+          <w:rFonts w:ascii="Times New Roman" w:eastAsia="Times New Roman" w:hAnsi="Times New Roman" w:cs="Times New Roman"/>
+          <w:sz w:val="24"/>
+          <w:szCs w:val="24"/>
+        </w:rPr>
+        <w:t xml:space="preserve"> train</w:t>
+      </w:r>
+      <w:r>
+        <w:rPr>
+          <w:rFonts w:ascii="Times New Roman" w:eastAsia="Times New Roman" w:hAnsi="Times New Roman" w:cs="Times New Roman"/>
+          <w:sz w:val="24"/>
+          <w:szCs w:val="24"/>
+        </w:rPr>
+        <w:t>ed</w:t>
+      </w:r>
+      <w:r>
+        <w:rPr>
+          <w:rFonts w:ascii="Times New Roman" w:eastAsia="Times New Roman" w:hAnsi="Times New Roman" w:cs="Times New Roman"/>
+          <w:sz w:val="24"/>
+          <w:szCs w:val="24"/>
+        </w:rPr>
+        <w:t xml:space="preserve"> and tune four classifiers:</w:t>
+      </w:r>
+    </w:p>
+    <w:p>
+      <w:pPr>
+        <w:numPr>
+          <w:ilvl w:val="0"/>
+          <w:numId w:val="3"/>
+        </w:numPr>
+        <w:spacing w:before="100" w:beforeAutospacing="1" w:after="100" w:afterAutospacing="1" w:line="240" w:lineRule="auto"/>
+        <w:rPr>
+          <w:rFonts w:ascii="Times New Roman" w:eastAsia="Times New Roman" w:hAnsi="Times New Roman" w:cs="Times New Roman"/>
+          <w:sz w:val="24"/>
+          <w:szCs w:val="24"/>
+        </w:rPr>
+      </w:pPr>
+      <w:r>
+        <w:rPr>
+          <w:rFonts w:ascii="Times New Roman" w:eastAsia="Times New Roman" w:hAnsi="Times New Roman" w:cs="Times New Roman"/>
+          <w:sz w:val="24"/>
+          <w:szCs w:val="24"/>
+        </w:rPr>
+        <w:t>Logistic Regression with ℓ₂ regularization; grid</w:t>
+      </w:r>
+      <w:r>
+        <w:rPr>
+          <w:rFonts w:ascii="Times New Roman" w:eastAsia="Times New Roman" w:hAnsi="Times New Roman" w:cs="Times New Roman"/>
+          <w:sz w:val="24"/>
+          <w:szCs w:val="24"/>
+        </w:rPr>
+        <w:noBreakHyphen/>
+        <w:t>search over C </w:t>
+      </w:r>
+      <w:r>
+        <w:rPr>
+          <w:rFonts w:ascii="Cambria Math" w:eastAsia="Times New Roman" w:hAnsi="Cambria Math" w:cs="Cambria Math"/>
+          <w:sz w:val="24"/>
+          <w:szCs w:val="24"/>
+        </w:rPr>
+        <w:t>∈</w:t>
+      </w:r>
+      <w:r>
+        <w:rPr>
+          <w:rFonts w:ascii="Times New Roman" w:eastAsia="Times New Roman" w:hAnsi="Times New Roman" w:cs="Times New Roman"/>
+          <w:sz w:val="24"/>
+          <w:szCs w:val="24"/>
+        </w:rPr>
+        <w:t> {0.01, 0.1, 1, 10} and solvers {</w:t>
+      </w:r>
+      <w:proofErr w:type="spellStart"/>
+      <w:r>
+        <w:rPr>
+          <w:rFonts w:ascii="Times New Roman" w:eastAsia="Times New Roman" w:hAnsi="Times New Roman" w:cs="Times New Roman"/>
+          <w:sz w:val="24"/>
+          <w:szCs w:val="24"/>
+        </w:rPr>
+        <w:t>liblinear</w:t>
+      </w:r>
+      <w:proofErr w:type="spellEnd"/>
+      <w:r>
+        <w:rPr>
+          <w:rFonts w:ascii="Times New Roman" w:eastAsia="Times New Roman" w:hAnsi="Times New Roman" w:cs="Times New Roman"/>
+          <w:sz w:val="24"/>
+          <w:szCs w:val="24"/>
+        </w:rPr>
+        <w:t>, saga}.</w:t>
+      </w:r>
+    </w:p>
+    <w:p>
+      <w:pPr>
+        <w:numPr>
+          <w:ilvl w:val="0"/>
+          <w:numId w:val="3"/>
+        </w:numPr>
+        <w:spacing w:before="100" w:beforeAutospacing="1" w:after="100" w:afterAutospacing="1" w:line="240" w:lineRule="auto"/>
+        <w:rPr>
+          <w:rFonts w:ascii="Times New Roman" w:eastAsia="Times New Roman" w:hAnsi="Times New Roman" w:cs="Times New Roman"/>
+          <w:sz w:val="24"/>
+          <w:szCs w:val="24"/>
+        </w:rPr>
+      </w:pPr>
+      <w:r>
+        <w:rPr>
+          <w:rFonts w:ascii="Times New Roman" w:eastAsia="Times New Roman" w:hAnsi="Times New Roman" w:cs="Times New Roman"/>
+          <w:sz w:val="24"/>
+          <w:szCs w:val="24"/>
+        </w:rPr>
+        <w:t>Random Forest: Grid</w:t>
+      </w:r>
+      <w:r>
+        <w:rPr>
+          <w:rFonts w:ascii="Times New Roman" w:eastAsia="Times New Roman" w:hAnsi="Times New Roman" w:cs="Times New Roman"/>
+          <w:sz w:val="24"/>
+          <w:szCs w:val="24"/>
+        </w:rPr>
+        <w:noBreakHyphen/>
+        <w:t xml:space="preserve">search over </w:t>
+      </w:r>
+      <w:proofErr w:type="spellStart"/>
+      <w:r>
+        <w:rPr>
+          <w:rFonts w:ascii="Times New Roman" w:eastAsia="Times New Roman" w:hAnsi="Times New Roman" w:cs="Times New Roman"/>
+          <w:sz w:val="24"/>
+          <w:szCs w:val="24"/>
+        </w:rPr>
+        <w:t>n_estimators</w:t>
+      </w:r>
+      <w:proofErr w:type="spellEnd"/>
+      <w:r>
+        <w:rPr>
+          <w:rFonts w:ascii="Times New Roman" w:eastAsia="Times New Roman" w:hAnsi="Times New Roman" w:cs="Times New Roman"/>
+          <w:sz w:val="24"/>
+          <w:szCs w:val="24"/>
+        </w:rPr>
+        <w:t> </w:t>
+      </w:r>
+      <w:r>
+        <w:rPr>
+          <w:rFonts w:ascii="Cambria Math" w:eastAsia="Times New Roman" w:hAnsi="Cambria Math" w:cs="Cambria Math"/>
+          <w:sz w:val="24"/>
+          <w:szCs w:val="24"/>
+        </w:rPr>
+        <w:t>∈</w:t>
+      </w:r>
+      <w:r>
+        <w:rPr>
+          <w:rFonts w:ascii="Times New Roman" w:eastAsia="Times New Roman" w:hAnsi="Times New Roman" w:cs="Times New Roman"/>
+          <w:sz w:val="24"/>
+          <w:szCs w:val="24"/>
+        </w:rPr>
+        <w:t xml:space="preserve"> {100, 200, 500}, </w:t>
+      </w:r>
+      <w:proofErr w:type="spellStart"/>
+      <w:r>
+        <w:rPr>
+          <w:rFonts w:ascii="Times New Roman" w:eastAsia="Times New Roman" w:hAnsi="Times New Roman" w:cs="Times New Roman"/>
+          <w:sz w:val="24"/>
+          <w:szCs w:val="24"/>
+        </w:rPr>
+        <w:t>max_depth</w:t>
+      </w:r>
+      <w:proofErr w:type="spellEnd"/>
+      <w:r>
+        <w:rPr>
+          <w:rFonts w:ascii="Times New Roman" w:eastAsia="Times New Roman" w:hAnsi="Times New Roman" w:cs="Times New Roman"/>
+          <w:sz w:val="24"/>
+          <w:szCs w:val="24"/>
+        </w:rPr>
+        <w:t> </w:t>
+      </w:r>
+      <w:r>
+        <w:rPr>
+          <w:rFonts w:ascii="Cambria Math" w:eastAsia="Times New Roman" w:hAnsi="Cambria Math" w:cs="Cambria Math"/>
+          <w:sz w:val="24"/>
+          <w:szCs w:val="24"/>
+        </w:rPr>
+        <w:t>∈</w:t>
+      </w:r>
+      <w:r>
+        <w:rPr>
+          <w:rFonts w:ascii="Times New Roman" w:eastAsia="Times New Roman" w:hAnsi="Times New Roman" w:cs="Times New Roman"/>
+          <w:sz w:val="24"/>
+          <w:szCs w:val="24"/>
+        </w:rPr>
+        <w:t xml:space="preserve"> {10, 20, None}, </w:t>
+      </w:r>
+      <w:proofErr w:type="spellStart"/>
+      <w:r>
+        <w:rPr>
+          <w:rFonts w:ascii="Times New Roman" w:eastAsia="Times New Roman" w:hAnsi="Times New Roman" w:cs="Times New Roman"/>
+          <w:sz w:val="24"/>
+          <w:szCs w:val="24"/>
+        </w:rPr>
+        <w:t>min_samples_leaf</w:t>
+      </w:r>
+      <w:proofErr w:type="spellEnd"/>
+      <w:r>
+        <w:rPr>
+          <w:rFonts w:ascii="Times New Roman" w:eastAsia="Times New Roman" w:hAnsi="Times New Roman" w:cs="Times New Roman"/>
+          <w:sz w:val="24"/>
+          <w:szCs w:val="24"/>
+        </w:rPr>
+        <w:t> </w:t>
+      </w:r>
+      <w:r>
+        <w:rPr>
+          <w:rFonts w:ascii="Cambria Math" w:eastAsia="Times New Roman" w:hAnsi="Cambria Math" w:cs="Cambria Math"/>
+          <w:sz w:val="24"/>
+          <w:szCs w:val="24"/>
+        </w:rPr>
+        <w:t>∈</w:t>
+      </w:r>
+      <w:r>
+        <w:rPr>
+          <w:rFonts w:ascii="Times New Roman" w:eastAsia="Times New Roman" w:hAnsi="Times New Roman" w:cs="Times New Roman"/>
+          <w:sz w:val="24"/>
+          <w:szCs w:val="24"/>
+        </w:rPr>
+        <w:t> {1, 5, 10}.</w:t>
+      </w:r>
+    </w:p>
+    <w:p>
+      <w:pPr>
+        <w:numPr>
+          <w:ilvl w:val="0"/>
+          <w:numId w:val="3"/>
+        </w:numPr>
+        <w:spacing w:before="100" w:beforeAutospacing="1" w:after="100" w:afterAutospacing="1" w:line="240" w:lineRule="auto"/>
+        <w:rPr>
+          <w:rFonts w:ascii="Times New Roman" w:eastAsia="Times New Roman" w:hAnsi="Times New Roman" w:cs="Times New Roman"/>
+          <w:sz w:val="24"/>
+          <w:szCs w:val="24"/>
+        </w:rPr>
+      </w:pPr>
+      <w:proofErr w:type="spellStart"/>
+      <w:r>
+        <w:rPr>
+          <w:rFonts w:ascii="Times New Roman" w:eastAsia="Times New Roman" w:hAnsi="Times New Roman" w:cs="Times New Roman"/>
+          <w:sz w:val="24"/>
+          <w:szCs w:val="24"/>
+        </w:rPr>
+        <w:t>LightGBM</w:t>
+      </w:r>
+      <w:proofErr w:type="spellEnd"/>
+      <w:r>
+        <w:rPr>
+          <w:rFonts w:ascii="Times New Roman" w:eastAsia="Times New Roman" w:hAnsi="Times New Roman" w:cs="Times New Roman"/>
+          <w:sz w:val="24"/>
+          <w:szCs w:val="24"/>
+        </w:rPr>
+        <w:t>: Learning rate </w:t>
+      </w:r>
+      <w:r>
+        <w:rPr>
+          <w:rFonts w:ascii="Cambria Math" w:eastAsia="Times New Roman" w:hAnsi="Cambria Math" w:cs="Cambria Math"/>
+          <w:sz w:val="24"/>
+          <w:szCs w:val="24"/>
+        </w:rPr>
+        <w:t>∈</w:t>
+      </w:r>
+      <w:r>
+        <w:rPr>
+          <w:rFonts w:ascii="Times New Roman" w:eastAsia="Times New Roman" w:hAnsi="Times New Roman" w:cs="Times New Roman"/>
+          <w:sz w:val="24"/>
+          <w:szCs w:val="24"/>
+        </w:rPr>
+        <w:t xml:space="preserve"> {0.01, 0.05, 0.1}, </w:t>
+      </w:r>
+      <w:proofErr w:type="spellStart"/>
+      <w:r>
+        <w:rPr>
+          <w:rFonts w:ascii="Times New Roman" w:eastAsia="Times New Roman" w:hAnsi="Times New Roman" w:cs="Times New Roman"/>
+          <w:sz w:val="24"/>
+          <w:szCs w:val="24"/>
+        </w:rPr>
+        <w:t>max_depth</w:t>
+      </w:r>
+      <w:proofErr w:type="spellEnd"/>
+      <w:r>
+        <w:rPr>
+          <w:rFonts w:ascii="Times New Roman" w:eastAsia="Times New Roman" w:hAnsi="Times New Roman" w:cs="Times New Roman"/>
+          <w:sz w:val="24"/>
+          <w:szCs w:val="24"/>
+        </w:rPr>
+        <w:t> </w:t>
+      </w:r>
+      <w:r>
+        <w:rPr>
+          <w:rFonts w:ascii="Cambria Math" w:eastAsia="Times New Roman" w:hAnsi="Cambria Math" w:cs="Cambria Math"/>
+          <w:sz w:val="24"/>
+          <w:szCs w:val="24"/>
+        </w:rPr>
+        <w:t>∈</w:t>
+      </w:r>
+      <w:r>
+        <w:rPr>
+          <w:rFonts w:ascii="Times New Roman" w:eastAsia="Times New Roman" w:hAnsi="Times New Roman" w:cs="Times New Roman"/>
+          <w:sz w:val="24"/>
+          <w:szCs w:val="24"/>
+        </w:rPr>
+        <w:t> {6, 10, 15}, early stopping with 10</w:t>
+      </w:r>
+      <w:r>
+        <w:rPr>
+          <w:rFonts w:ascii="Times New Roman" w:eastAsia="Times New Roman" w:hAnsi="Times New Roman" w:cs="Times New Roman"/>
+          <w:sz w:val="24"/>
+          <w:szCs w:val="24"/>
+        </w:rPr>
+        <w:noBreakHyphen/>
+        <w:t>round patience.</w:t>
+      </w:r>
+    </w:p>
+    <w:p>
+      <w:pPr>
+        <w:numPr>
+          <w:ilvl w:val="0"/>
+          <w:numId w:val="3"/>
+        </w:numPr>
+        <w:spacing w:before="100" w:beforeAutospacing="1" w:after="100" w:afterAutospacing="1" w:line="240" w:lineRule="auto"/>
+        <w:rPr>
+          <w:rFonts w:ascii="Times New Roman" w:eastAsia="Times New Roman" w:hAnsi="Times New Roman" w:cs="Times New Roman"/>
+          <w:sz w:val="24"/>
+          <w:szCs w:val="24"/>
+        </w:rPr>
+      </w:pPr>
+      <w:r>
+        <w:rPr>
+          <w:rFonts w:ascii="Times New Roman" w:eastAsia="Times New Roman" w:hAnsi="Times New Roman" w:cs="Times New Roman"/>
+          <w:sz w:val="24"/>
+          <w:szCs w:val="24"/>
+        </w:rPr>
+        <w:t>Soft</w:t>
+      </w:r>
+      <w:r>
+        <w:rPr>
+          <w:rFonts w:ascii="Times New Roman" w:eastAsia="Times New Roman" w:hAnsi="Times New Roman" w:cs="Times New Roman"/>
+          <w:sz w:val="24"/>
+          <w:szCs w:val="24"/>
+        </w:rPr>
+        <w:noBreakHyphen/>
+        <w:t xml:space="preserve">Voting Ensemble: Weighing LR, RF, and </w:t>
+      </w:r>
+      <w:proofErr w:type="spellStart"/>
+      <w:r>
+        <w:rPr>
+          <w:rFonts w:ascii="Times New Roman" w:eastAsia="Times New Roman" w:hAnsi="Times New Roman" w:cs="Times New Roman"/>
+          <w:sz w:val="24"/>
+          <w:szCs w:val="24"/>
+        </w:rPr>
+        <w:t>LightGBM</w:t>
+      </w:r>
+      <w:proofErr w:type="spellEnd"/>
+      <w:r>
+        <w:rPr>
+          <w:rFonts w:ascii="Times New Roman" w:eastAsia="Times New Roman" w:hAnsi="Times New Roman" w:cs="Times New Roman"/>
+          <w:sz w:val="24"/>
+          <w:szCs w:val="24"/>
+        </w:rPr>
+        <w:t xml:space="preserve"> predictions in 0.1 increments, optimized for hold</w:t>
+      </w:r>
+      <w:r>
+        <w:rPr>
+          <w:rFonts w:ascii="Times New Roman" w:eastAsia="Times New Roman" w:hAnsi="Times New Roman" w:cs="Times New Roman"/>
+          <w:sz w:val="24"/>
+          <w:szCs w:val="24"/>
+        </w:rPr>
+        <w:noBreakHyphen/>
+        <w:t>out AUC.</w:t>
+      </w:r>
+    </w:p>
+    <w:p>
+      <w:pPr>
+        <w:spacing w:before="100" w:beforeAutospacing="1" w:after="100" w:afterAutospacing="1" w:line="240" w:lineRule="auto"/>
+        <w:rPr>
+          <w:rFonts w:ascii="Times New Roman" w:eastAsia="Times New Roman" w:hAnsi="Times New Roman" w:cs="Times New Roman"/>
+          <w:sz w:val="24"/>
+          <w:szCs w:val="24"/>
+        </w:rPr>
+      </w:pPr>
+      <w:r>
+        <w:rPr>
+          <w:rFonts w:ascii="Times New Roman" w:eastAsia="Times New Roman" w:hAnsi="Times New Roman" w:cs="Times New Roman"/>
+          <w:sz w:val="24"/>
+          <w:szCs w:val="24"/>
+        </w:rPr>
+        <w:t>Hyperparameter tuning and SMOTE application occur inside each CV fold via nested grid search, ensuring unbiased selection.</w:t>
+      </w:r>
+    </w:p>
+    <w:p>
+      <w:pPr>
+        <w:spacing w:before="100" w:beforeAutospacing="1" w:after="100" w:afterAutospacing="1" w:line="240" w:lineRule="auto"/>
+        <w:outlineLvl w:val="2"/>
         <w:rPr>
           <w:rFonts w:ascii="Times New Roman" w:eastAsia="Times New Roman" w:hAnsi="Times New Roman" w:cs="Times New Roman"/>
           <w:b/>
@@ -1315,76 +2501,8 @@
           <w:sz w:val="27"/>
           <w:szCs w:val="27"/>
         </w:rPr>
-        <w:t>3. Handling Imbalanced Data</w:t>
-      </w:r>
-    </w:p>
-    <w:p>
-      <w:pPr>
-        <w:spacing w:before="100" w:beforeAutospacing="1" w:after="100" w:afterAutospacing="1" w:line="240" w:lineRule="auto"/>
-        <w:rPr>
-          <w:rFonts w:ascii="Times New Roman" w:eastAsia="Times New Roman" w:hAnsi="Times New Roman" w:cs="Times New Roman"/>
-          <w:sz w:val="24"/>
-          <w:szCs w:val="24"/>
-        </w:rPr>
-      </w:pPr>
-      <w:r>
-        <w:rPr>
-          <w:rFonts w:ascii="Times New Roman" w:eastAsia="Times New Roman" w:hAnsi="Times New Roman" w:cs="Times New Roman"/>
-          <w:sz w:val="24"/>
-          <w:szCs w:val="24"/>
-        </w:rPr>
-        <w:t>Churn prediction suffers from class imbalance: non</w:t>
-      </w:r>
-      <w:r>
-        <w:rPr>
-          <w:rFonts w:ascii="Times New Roman" w:eastAsia="Times New Roman" w:hAnsi="Times New Roman" w:cs="Times New Roman"/>
-          <w:sz w:val="24"/>
-          <w:szCs w:val="24"/>
-        </w:rPr>
-        <w:noBreakHyphen/>
-        <w:t>churners typically outnumber churners by 4 to 1 or more. Techniques such as SMOTE, ADASYN, and cost</w:t>
-      </w:r>
-      <w:r>
-        <w:rPr>
-          <w:rFonts w:ascii="Times New Roman" w:eastAsia="Times New Roman" w:hAnsi="Times New Roman" w:cs="Times New Roman"/>
-          <w:sz w:val="24"/>
-          <w:szCs w:val="24"/>
-        </w:rPr>
-        <w:noBreakHyphen/>
-        <w:t>sensitive learning have been compared extensively. Fernández et al. (2018) found that applying SMOTE within cross</w:t>
-      </w:r>
-      <w:r>
-        <w:rPr>
-          <w:rFonts w:ascii="Times New Roman" w:eastAsia="Times New Roman" w:hAnsi="Times New Roman" w:cs="Times New Roman"/>
-          <w:sz w:val="24"/>
-          <w:szCs w:val="24"/>
-        </w:rPr>
-        <w:noBreakHyphen/>
-        <w:t>validation folds reduced overfitting compared to global rebalancing. Cost</w:t>
-      </w:r>
-      <w:r>
-        <w:rPr>
-          <w:rFonts w:ascii="Times New Roman" w:eastAsia="Times New Roman" w:hAnsi="Times New Roman" w:cs="Times New Roman"/>
-          <w:sz w:val="24"/>
-          <w:szCs w:val="24"/>
-        </w:rPr>
-        <w:noBreakHyphen/>
-        <w:t>sensitive variants of tree models (assigning higher misclassification cost to churners) often rival synthetic</w:t>
-      </w:r>
-      <w:r>
-        <w:rPr>
-          <w:rFonts w:ascii="Times New Roman" w:eastAsia="Times New Roman" w:hAnsi="Times New Roman" w:cs="Times New Roman"/>
-          <w:sz w:val="24"/>
-          <w:szCs w:val="24"/>
-        </w:rPr>
-        <w:noBreakHyphen/>
-        <w:t>sampling methods in performance.</w:t>
-      </w:r>
-    </w:p>
-    <w:p>
-      <w:pPr>
-        <w:spacing w:before="100" w:beforeAutospacing="1" w:after="100" w:afterAutospacing="1" w:line="240" w:lineRule="auto"/>
-        <w:outlineLvl w:val="2"/>
+      </w:pPr>
+      <w:r>
         <w:rPr>
           <w:rFonts w:ascii="Times New Roman" w:eastAsia="Times New Roman" w:hAnsi="Times New Roman" w:cs="Times New Roman"/>
           <w:b/>
@@ -1392,8 +2510,97 @@
           <w:sz w:val="27"/>
           <w:szCs w:val="27"/>
         </w:rPr>
-      </w:pPr>
-      <w:r>
+        <w:t>4. Evaluation and Threshold Calibration</w:t>
+      </w:r>
+    </w:p>
+    <w:p>
+      <w:pPr>
+        <w:spacing w:before="100" w:beforeAutospacing="1" w:after="100" w:afterAutospacing="1" w:line="240" w:lineRule="auto"/>
+        <w:rPr>
+          <w:rFonts w:ascii="Times New Roman" w:eastAsia="Times New Roman" w:hAnsi="Times New Roman" w:cs="Times New Roman"/>
+          <w:sz w:val="24"/>
+          <w:szCs w:val="24"/>
+        </w:rPr>
+      </w:pPr>
+      <w:r>
+        <w:rPr>
+          <w:rFonts w:ascii="Times New Roman" w:eastAsia="Times New Roman" w:hAnsi="Times New Roman" w:cs="Times New Roman"/>
+          <w:sz w:val="24"/>
+          <w:szCs w:val="24"/>
+        </w:rPr>
+        <w:t xml:space="preserve">After nested CV, 20 percent of data </w:t>
+      </w:r>
+      <w:r>
+        <w:rPr>
+          <w:rFonts w:ascii="Times New Roman" w:eastAsia="Times New Roman" w:hAnsi="Times New Roman" w:cs="Times New Roman"/>
+          <w:sz w:val="24"/>
+          <w:szCs w:val="24"/>
+        </w:rPr>
+        <w:t xml:space="preserve"> will be reserved </w:t>
+      </w:r>
+      <w:r>
+        <w:rPr>
+          <w:rFonts w:ascii="Times New Roman" w:eastAsia="Times New Roman" w:hAnsi="Times New Roman" w:cs="Times New Roman"/>
+          <w:sz w:val="24"/>
+          <w:szCs w:val="24"/>
+        </w:rPr>
+        <w:t>as a final test set. For each model,  accuracy, precision, recall, F1</w:t>
+      </w:r>
+      <w:r>
+        <w:rPr>
+          <w:rFonts w:ascii="Times New Roman" w:eastAsia="Times New Roman" w:hAnsi="Times New Roman" w:cs="Times New Roman"/>
+          <w:sz w:val="24"/>
+          <w:szCs w:val="24"/>
+        </w:rPr>
+        <w:noBreakHyphen/>
+        <w:t>score, and AUC</w:t>
+      </w:r>
+      <w:r>
+        <w:rPr>
+          <w:rFonts w:ascii="Times New Roman" w:eastAsia="Times New Roman" w:hAnsi="Times New Roman" w:cs="Times New Roman"/>
+          <w:sz w:val="24"/>
+          <w:szCs w:val="24"/>
+        </w:rPr>
+        <w:noBreakHyphen/>
+        <w:t>ROC</w:t>
+      </w:r>
+      <w:r>
+        <w:rPr>
+          <w:rFonts w:ascii="Times New Roman" w:eastAsia="Times New Roman" w:hAnsi="Times New Roman" w:cs="Times New Roman"/>
+          <w:sz w:val="24"/>
+          <w:szCs w:val="24"/>
+        </w:rPr>
+        <w:t xml:space="preserve"> will be computed</w:t>
+      </w:r>
+      <w:r>
+        <w:rPr>
+          <w:rFonts w:ascii="Times New Roman" w:eastAsia="Times New Roman" w:hAnsi="Times New Roman" w:cs="Times New Roman"/>
+          <w:sz w:val="24"/>
+          <w:szCs w:val="24"/>
+        </w:rPr>
+        <w:t>. Recognizing business costs, decision thresholds from 0.0 to 0.85 in 0.01 steps</w:t>
+      </w:r>
+      <w:r>
+        <w:rPr>
+          <w:rFonts w:ascii="Times New Roman" w:eastAsia="Times New Roman" w:hAnsi="Times New Roman" w:cs="Times New Roman"/>
+          <w:sz w:val="24"/>
+          <w:szCs w:val="24"/>
+        </w:rPr>
+        <w:t xml:space="preserve"> will be swept</w:t>
+      </w:r>
+      <w:r>
+        <w:rPr>
+          <w:rFonts w:ascii="Times New Roman" w:eastAsia="Times New Roman" w:hAnsi="Times New Roman" w:cs="Times New Roman"/>
+          <w:sz w:val="24"/>
+          <w:szCs w:val="24"/>
+        </w:rPr>
+        <w:t>, choosing the cutoff that maximizes a weighted F1 (emphasizing recall for churners).</w:t>
+      </w:r>
+    </w:p>
+    <w:p>
+      <w:pPr>
+        <w:spacing w:before="100" w:beforeAutospacing="1" w:after="100" w:afterAutospacing="1" w:line="240" w:lineRule="auto"/>
+        <w:outlineLvl w:val="2"/>
         <w:rPr>
           <w:rFonts w:ascii="Times New Roman" w:eastAsia="Times New Roman" w:hAnsi="Times New Roman" w:cs="Times New Roman"/>
           <w:b/>
@@ -1401,49 +2608,8 @@
           <w:sz w:val="27"/>
           <w:szCs w:val="27"/>
         </w:rPr>
-        <w:t>4. Model Interpretability</w:t>
-      </w:r>
-    </w:p>
-    <w:p>
-      <w:pPr>
-        <w:spacing w:before="100" w:beforeAutospacing="1" w:after="100" w:afterAutospacing="1" w:line="240" w:lineRule="auto"/>
-        <w:rPr>
-          <w:rFonts w:ascii="Times New Roman" w:eastAsia="Times New Roman" w:hAnsi="Times New Roman" w:cs="Times New Roman"/>
-          <w:sz w:val="24"/>
-          <w:szCs w:val="24"/>
-        </w:rPr>
-      </w:pPr>
-      <w:r>
-        <w:rPr>
-          <w:rFonts w:ascii="Times New Roman" w:eastAsia="Times New Roman" w:hAnsi="Times New Roman" w:cs="Times New Roman"/>
-          <w:sz w:val="24"/>
-          <w:szCs w:val="24"/>
-        </w:rPr>
-        <w:t>Business adoption hinges on trust: retention teams must understand “why” the model flags a customer. Lundberg and Lee’s SHAP framework (2017) provides consistent, locally accurate explanations for any tree</w:t>
-      </w:r>
-      <w:r>
-        <w:rPr>
-          <w:rFonts w:ascii="Times New Roman" w:eastAsia="Times New Roman" w:hAnsi="Times New Roman" w:cs="Times New Roman"/>
-          <w:sz w:val="24"/>
-          <w:szCs w:val="24"/>
-        </w:rPr>
-        <w:noBreakHyphen/>
-        <w:t>based model, allowing per</w:t>
-      </w:r>
-      <w:r>
-        <w:rPr>
-          <w:rFonts w:ascii="Times New Roman" w:eastAsia="Times New Roman" w:hAnsi="Times New Roman" w:cs="Times New Roman"/>
-          <w:sz w:val="24"/>
-          <w:szCs w:val="24"/>
-        </w:rPr>
-        <w:noBreakHyphen/>
-        <w:t>customer breakdowns of feature contributions. Amershi et al. (2019) demonstrated that integrating SHAP into dashboards improved acceptance of ML insights by 30 percent in pilot deployments.</w:t>
-      </w:r>
-    </w:p>
-    <w:p>
-      <w:pPr>
-        <w:spacing w:before="100" w:beforeAutospacing="1" w:after="100" w:afterAutospacing="1" w:line="240" w:lineRule="auto"/>
-        <w:outlineLvl w:val="2"/>
+      </w:pPr>
+      <w:r>
         <w:rPr>
           <w:rFonts w:ascii="Times New Roman" w:eastAsia="Times New Roman" w:hAnsi="Times New Roman" w:cs="Times New Roman"/>
           <w:b/>
@@ -1451,1096 +2617,153 @@
           <w:sz w:val="27"/>
           <w:szCs w:val="27"/>
         </w:rPr>
+        <w:t>5. Model Interpretation and Deployment</w:t>
+      </w:r>
+    </w:p>
+    <w:p>
+      <w:pPr>
+        <w:spacing w:before="100" w:beforeAutospacing="1" w:after="100" w:afterAutospacing="1" w:line="240" w:lineRule="auto"/>
+        <w:rPr>
+          <w:rFonts w:ascii="Times New Roman" w:eastAsia="Times New Roman" w:hAnsi="Times New Roman" w:cs="Times New Roman"/>
+          <w:sz w:val="24"/>
+          <w:szCs w:val="24"/>
+        </w:rPr>
+      </w:pPr>
+      <w:r>
+        <w:rPr>
+          <w:rFonts w:ascii="Times New Roman" w:eastAsia="Times New Roman" w:hAnsi="Times New Roman" w:cs="Times New Roman"/>
+          <w:sz w:val="24"/>
+          <w:szCs w:val="24"/>
+        </w:rPr>
+        <w:t>For the best</w:t>
+      </w:r>
+      <w:r>
+        <w:rPr>
+          <w:rFonts w:ascii="Times New Roman" w:eastAsia="Times New Roman" w:hAnsi="Times New Roman" w:cs="Times New Roman"/>
+          <w:sz w:val="24"/>
+          <w:szCs w:val="24"/>
+        </w:rPr>
+        <w:noBreakHyphen/>
+        <w:t>performing models, SHAP values to identify the top five drivers of churn at both global and individual levels</w:t>
+      </w:r>
+      <w:r>
+        <w:rPr>
+          <w:rFonts w:ascii="Times New Roman" w:eastAsia="Times New Roman" w:hAnsi="Times New Roman" w:cs="Times New Roman"/>
+          <w:sz w:val="24"/>
+          <w:szCs w:val="24"/>
+        </w:rPr>
+        <w:t xml:space="preserve"> will be computed</w:t>
+      </w:r>
+      <w:r>
+        <w:rPr>
+          <w:rFonts w:ascii="Times New Roman" w:eastAsia="Times New Roman" w:hAnsi="Times New Roman" w:cs="Times New Roman"/>
+          <w:sz w:val="24"/>
+          <w:szCs w:val="24"/>
+        </w:rPr>
+        <w:t>.</w:t>
+      </w:r>
+      <w:r>
+        <w:rPr>
+          <w:rFonts w:ascii="Times New Roman" w:eastAsia="Times New Roman" w:hAnsi="Times New Roman" w:cs="Times New Roman"/>
+          <w:sz w:val="24"/>
+          <w:szCs w:val="24"/>
+        </w:rPr>
+        <w:t xml:space="preserve"> P</w:t>
+      </w:r>
+      <w:r>
+        <w:rPr>
+          <w:rFonts w:ascii="Times New Roman" w:eastAsia="Times New Roman" w:hAnsi="Times New Roman" w:cs="Times New Roman"/>
+          <w:sz w:val="24"/>
+          <w:szCs w:val="24"/>
+        </w:rPr>
+        <w:t xml:space="preserve">reprocessing pipelines and the final models using </w:t>
+      </w:r>
+      <w:proofErr w:type="spellStart"/>
+      <w:r>
+        <w:rPr>
+          <w:rFonts w:ascii="Times New Roman" w:eastAsia="Times New Roman" w:hAnsi="Times New Roman" w:cs="Times New Roman"/>
+          <w:sz w:val="24"/>
+          <w:szCs w:val="24"/>
+        </w:rPr>
+        <w:t>Joblib</w:t>
+      </w:r>
+      <w:proofErr w:type="spellEnd"/>
+      <w:r>
+        <w:rPr>
+          <w:rFonts w:ascii="Times New Roman" w:eastAsia="Times New Roman" w:hAnsi="Times New Roman" w:cs="Times New Roman"/>
+          <w:sz w:val="24"/>
+          <w:szCs w:val="24"/>
+        </w:rPr>
+        <w:t xml:space="preserve"> will be serialized</w:t>
+      </w:r>
+      <w:r>
+        <w:rPr>
+          <w:rFonts w:ascii="Times New Roman" w:eastAsia="Times New Roman" w:hAnsi="Times New Roman" w:cs="Times New Roman"/>
+          <w:sz w:val="24"/>
+          <w:szCs w:val="24"/>
+        </w:rPr>
+        <w:t>, and expose a Django</w:t>
+      </w:r>
+      <w:r>
+        <w:rPr>
+          <w:rFonts w:ascii="Times New Roman" w:eastAsia="Times New Roman" w:hAnsi="Times New Roman" w:cs="Times New Roman"/>
+          <w:sz w:val="24"/>
+          <w:szCs w:val="24"/>
+        </w:rPr>
+        <w:noBreakHyphen/>
+        <w:t xml:space="preserve">based </w:t>
+      </w:r>
+      <w:r>
+        <w:rPr>
+          <w:rFonts w:ascii="Times New Roman" w:eastAsia="Times New Roman" w:hAnsi="Times New Roman" w:cs="Times New Roman"/>
+          <w:sz w:val="24"/>
+          <w:szCs w:val="24"/>
+        </w:rPr>
+        <w:t xml:space="preserve">website </w:t>
+      </w:r>
+      <w:r>
+        <w:rPr>
+          <w:rFonts w:ascii="Times New Roman" w:eastAsia="Times New Roman" w:hAnsi="Times New Roman" w:cs="Times New Roman"/>
+          <w:sz w:val="24"/>
+          <w:szCs w:val="24"/>
+        </w:rPr>
+        <w:t xml:space="preserve">that accepts new customer data and returns both churn probability and driver explanations. </w:t>
+      </w:r>
+    </w:p>
+    <w:p>
+      <w:pPr>
+        <w:spacing w:after="0" w:line="240" w:lineRule="auto"/>
+        <w:rPr>
+          <w:rFonts w:ascii="Times New Roman" w:eastAsia="Times New Roman" w:hAnsi="Times New Roman" w:cs="Times New Roman"/>
+          <w:sz w:val="24"/>
+          <w:szCs w:val="24"/>
+        </w:rPr>
+      </w:pPr>
+    </w:p>
+    <w:p>
+      <w:pPr>
+        <w:spacing w:before="100" w:beforeAutospacing="1" w:after="100" w:afterAutospacing="1" w:line="240" w:lineRule="auto"/>
+        <w:rPr>
+          <w:rFonts w:ascii="Times New Roman" w:eastAsia="Times New Roman" w:hAnsi="Times New Roman" w:cs="Times New Roman"/>
+          <w:sz w:val="24"/>
+          <w:szCs w:val="24"/>
+        </w:rPr>
       </w:pPr>
       <w:r>
         <w:rPr>
           <w:rFonts w:ascii="Times New Roman" w:eastAsia="Times New Roman" w:hAnsi="Times New Roman" w:cs="Times New Roman"/>
           <w:b/>
           <w:bCs/>
-          <w:sz w:val="27"/>
-          <w:szCs w:val="27"/>
-        </w:rPr>
-        <w:t>5. African Market Context</w:t>
-      </w:r>
-    </w:p>
-    <w:p>
-      <w:pPr>
-        <w:spacing w:before="100" w:beforeAutospacing="1" w:after="100" w:afterAutospacing="1" w:line="240" w:lineRule="auto"/>
-        <w:rPr>
-          <w:rFonts w:ascii="Times New Roman" w:eastAsia="Times New Roman" w:hAnsi="Times New Roman" w:cs="Times New Roman"/>
-          <w:sz w:val="24"/>
-          <w:szCs w:val="24"/>
-        </w:rPr>
-      </w:pPr>
-      <w:r>
-        <w:rPr>
-          <w:rFonts w:ascii="Times New Roman" w:eastAsia="Times New Roman" w:hAnsi="Times New Roman" w:cs="Times New Roman"/>
-          <w:sz w:val="24"/>
-          <w:szCs w:val="24"/>
-        </w:rPr>
-        <w:t>Few academic studies have examined churn in Sub</w:t>
-      </w:r>
-      <w:r>
-        <w:rPr>
-          <w:rFonts w:ascii="Times New Roman" w:eastAsia="Times New Roman" w:hAnsi="Times New Roman" w:cs="Times New Roman"/>
-          <w:sz w:val="24"/>
-          <w:szCs w:val="24"/>
-        </w:rPr>
-        <w:noBreakHyphen/>
-        <w:t>Saharan Africa. Mwangi et al. (2021) analyzed churn in a Kenyan startup’s MVNO, reporting differences in driver importance: data</w:t>
-      </w:r>
-      <w:r>
-        <w:rPr>
-          <w:rFonts w:ascii="Times New Roman" w:eastAsia="Times New Roman" w:hAnsi="Times New Roman" w:cs="Times New Roman"/>
-          <w:sz w:val="24"/>
-          <w:szCs w:val="24"/>
-        </w:rPr>
-        <w:noBreakHyphen/>
-        <w:t>bundle exhaustion and mobile</w:t>
-      </w:r>
-      <w:r>
-        <w:rPr>
-          <w:rFonts w:ascii="Times New Roman" w:eastAsia="Times New Roman" w:hAnsi="Times New Roman" w:cs="Times New Roman"/>
-          <w:sz w:val="24"/>
-          <w:szCs w:val="24"/>
-        </w:rPr>
-        <w:noBreakHyphen/>
-        <w:t>money declines were more predictive than tenure. Akpan et al. (2022) emphasized network intermittency</w:t>
-      </w:r>
-      <w:r>
-        <w:rPr>
-          <w:rFonts w:ascii="Times New Roman" w:eastAsia="Times New Roman" w:hAnsi="Times New Roman" w:cs="Times New Roman"/>
-          <w:sz w:val="24"/>
-          <w:szCs w:val="24"/>
-        </w:rPr>
-        <w:t xml:space="preserve"> </w:t>
-      </w:r>
-      <w:r>
-        <w:rPr>
-          <w:rFonts w:ascii="Times New Roman" w:eastAsia="Times New Roman" w:hAnsi="Times New Roman" w:cs="Times New Roman"/>
-          <w:sz w:val="24"/>
-          <w:szCs w:val="24"/>
-        </w:rPr>
-        <w:t>captured via call</w:t>
-      </w:r>
-      <w:r>
-        <w:rPr>
-          <w:rFonts w:ascii="Times New Roman" w:eastAsia="Times New Roman" w:hAnsi="Times New Roman" w:cs="Times New Roman"/>
-          <w:sz w:val="24"/>
-          <w:szCs w:val="24"/>
-        </w:rPr>
-        <w:noBreakHyphen/>
-        <w:t>drop rates</w:t>
-      </w:r>
-      <w:r>
-        <w:rPr>
-          <w:rFonts w:ascii="Times New Roman" w:eastAsia="Times New Roman" w:hAnsi="Times New Roman" w:cs="Times New Roman"/>
-          <w:sz w:val="24"/>
-          <w:szCs w:val="24"/>
-        </w:rPr>
-        <w:t xml:space="preserve"> </w:t>
-      </w:r>
-      <w:r>
-        <w:rPr>
-          <w:rFonts w:ascii="Times New Roman" w:eastAsia="Times New Roman" w:hAnsi="Times New Roman" w:cs="Times New Roman"/>
-          <w:sz w:val="24"/>
-          <w:szCs w:val="24"/>
-        </w:rPr>
-        <w:t>as a key churn factor in rural coverage areas. These findings underscore the need to tailor feature sets and model parameters to local conditions.</w:t>
-      </w:r>
-    </w:p>
-    <w:p>
-      <w:pPr>
-        <w:spacing w:before="100" w:beforeAutospacing="1" w:after="100" w:afterAutospacing="1" w:line="240" w:lineRule="auto"/>
-        <w:outlineLvl w:val="2"/>
+          <w:sz w:val="24"/>
+          <w:szCs w:val="24"/>
+        </w:rPr>
+        <w:t>R</w:t>
+      </w:r>
+      <w:r>
         <w:rPr>
           <w:rFonts w:ascii="Times New Roman" w:eastAsia="Times New Roman" w:hAnsi="Times New Roman" w:cs="Times New Roman"/>
           <w:b/>
           <w:bCs/>
-          <w:sz w:val="27"/>
-          <w:szCs w:val="27"/>
-        </w:rPr>
-      </w:pPr>
-      <w:r>
-        <w:rPr>
-          <w:rFonts w:ascii="Times New Roman" w:eastAsia="Times New Roman" w:hAnsi="Times New Roman" w:cs="Times New Roman"/>
-          <w:b/>
-          <w:bCs/>
-          <w:sz w:val="27"/>
-          <w:szCs w:val="27"/>
-        </w:rPr>
-        <w:t>6. Deployment and Feedback Loops</w:t>
-      </w:r>
-    </w:p>
-    <w:p>
-      <w:pPr>
-        <w:spacing w:before="100" w:beforeAutospacing="1" w:after="100" w:afterAutospacing="1" w:line="240" w:lineRule="auto"/>
-        <w:rPr>
-          <w:rFonts w:ascii="Times New Roman" w:eastAsia="Times New Roman" w:hAnsi="Times New Roman" w:cs="Times New Roman"/>
-          <w:sz w:val="24"/>
-          <w:szCs w:val="24"/>
-        </w:rPr>
-      </w:pPr>
-      <w:r>
-        <w:rPr>
-          <w:rFonts w:ascii="Times New Roman" w:eastAsia="Times New Roman" w:hAnsi="Times New Roman" w:cs="Times New Roman"/>
-          <w:sz w:val="24"/>
-          <w:szCs w:val="24"/>
-        </w:rPr>
-        <w:t>Recent literature stresses the importance of retraining and drift detection. Gama et al. (2014) introduced frameworks for streaming</w:t>
-      </w:r>
-      <w:r>
-        <w:rPr>
-          <w:rFonts w:ascii="Times New Roman" w:eastAsia="Times New Roman" w:hAnsi="Times New Roman" w:cs="Times New Roman"/>
-          <w:sz w:val="24"/>
-          <w:szCs w:val="24"/>
-        </w:rPr>
-        <w:noBreakHyphen/>
-        <w:t>data models that update daily, essential in markets with rapid promotional cycles. Pilot studies (Rahman et al., 2024) confirm that weekly recalibration of thresholds can sustain performance within 1 percent of initial benchmarks over six months.</w:t>
-      </w:r>
-    </w:p>
-    <w:p>
-      <w:pPr>
-        <w:spacing w:after="0" w:line="240" w:lineRule="auto"/>
-        <w:rPr>
-          <w:rFonts w:ascii="Times New Roman" w:eastAsia="Times New Roman" w:hAnsi="Times New Roman" w:cs="Times New Roman"/>
-          <w:sz w:val="24"/>
-          <w:szCs w:val="24"/>
-        </w:rPr>
-      </w:pPr>
-    </w:p>
-    <w:p>
-      <w:pPr>
-        <w:spacing w:before="100" w:beforeAutospacing="1" w:after="100" w:afterAutospacing="1" w:line="240" w:lineRule="auto"/>
-        <w:outlineLvl w:val="1"/>
-        <w:rPr>
-          <w:rFonts w:ascii="Times New Roman" w:eastAsia="Times New Roman" w:hAnsi="Times New Roman" w:cs="Times New Roman"/>
-          <w:b/>
-          <w:bCs/>
-          <w:sz w:val="36"/>
-          <w:szCs w:val="36"/>
-        </w:rPr>
-      </w:pPr>
-      <w:r>
-        <w:rPr>
-          <w:rFonts w:ascii="Times New Roman" w:eastAsia="Times New Roman" w:hAnsi="Times New Roman" w:cs="Times New Roman"/>
-          <w:b/>
-          <w:bCs/>
-          <w:sz w:val="36"/>
-          <w:szCs w:val="36"/>
-        </w:rPr>
-        <w:t xml:space="preserve">Proposed Methodology </w:t>
-      </w:r>
-    </w:p>
-    <w:p>
-      <w:pPr>
-        <w:spacing w:before="100" w:beforeAutospacing="1" w:after="100" w:afterAutospacing="1" w:line="240" w:lineRule="auto"/>
-        <w:rPr>
-          <w:rFonts w:ascii="Times New Roman" w:eastAsia="Times New Roman" w:hAnsi="Times New Roman" w:cs="Times New Roman"/>
-          <w:sz w:val="24"/>
-          <w:szCs w:val="24"/>
-        </w:rPr>
-      </w:pPr>
-      <w:r>
-        <w:rPr>
-          <w:rFonts w:ascii="Times New Roman" w:eastAsia="Times New Roman" w:hAnsi="Times New Roman" w:cs="Times New Roman"/>
-          <w:sz w:val="24"/>
-          <w:szCs w:val="24"/>
-        </w:rPr>
-        <w:t xml:space="preserve">The </w:t>
-      </w:r>
-      <w:r>
-        <w:rPr>
-          <w:rFonts w:ascii="Times New Roman" w:eastAsia="Times New Roman" w:hAnsi="Times New Roman" w:cs="Times New Roman"/>
-          <w:sz w:val="24"/>
-          <w:szCs w:val="24"/>
-        </w:rPr>
-        <w:t>propos</w:t>
-      </w:r>
-      <w:r>
-        <w:rPr>
-          <w:rFonts w:ascii="Times New Roman" w:eastAsia="Times New Roman" w:hAnsi="Times New Roman" w:cs="Times New Roman"/>
-          <w:sz w:val="24"/>
-          <w:szCs w:val="24"/>
-        </w:rPr>
-        <w:t>al is</w:t>
-      </w:r>
-      <w:r>
-        <w:rPr>
-          <w:rFonts w:ascii="Times New Roman" w:eastAsia="Times New Roman" w:hAnsi="Times New Roman" w:cs="Times New Roman"/>
-          <w:sz w:val="24"/>
-          <w:szCs w:val="24"/>
-        </w:rPr>
-        <w:t xml:space="preserve"> an end</w:t>
-      </w:r>
-      <w:r>
-        <w:rPr>
-          <w:rFonts w:ascii="Times New Roman" w:eastAsia="Times New Roman" w:hAnsi="Times New Roman" w:cs="Times New Roman"/>
-          <w:sz w:val="24"/>
-          <w:szCs w:val="24"/>
-        </w:rPr>
-        <w:noBreakHyphen/>
-        <w:t>to</w:t>
-      </w:r>
-      <w:r>
-        <w:rPr>
-          <w:rFonts w:ascii="Times New Roman" w:eastAsia="Times New Roman" w:hAnsi="Times New Roman" w:cs="Times New Roman"/>
-          <w:sz w:val="24"/>
-          <w:szCs w:val="24"/>
-        </w:rPr>
-        <w:noBreakHyphen/>
-        <w:t>end workflow comprising data preparation, model development, evaluation, interpretation, and deployment.</w:t>
-      </w:r>
-    </w:p>
-    <w:p>
-      <w:pPr>
-        <w:spacing w:before="100" w:beforeAutospacing="1" w:after="100" w:afterAutospacing="1" w:line="240" w:lineRule="auto"/>
-        <w:outlineLvl w:val="2"/>
-        <w:rPr>
-          <w:rFonts w:ascii="Times New Roman" w:eastAsia="Times New Roman" w:hAnsi="Times New Roman" w:cs="Times New Roman"/>
-          <w:b/>
-          <w:bCs/>
-          <w:sz w:val="27"/>
-          <w:szCs w:val="27"/>
-        </w:rPr>
-      </w:pPr>
-      <w:r>
-        <w:rPr>
-          <w:rFonts w:ascii="Times New Roman" w:eastAsia="Times New Roman" w:hAnsi="Times New Roman" w:cs="Times New Roman"/>
-          <w:b/>
-          <w:bCs/>
-          <w:sz w:val="27"/>
-          <w:szCs w:val="27"/>
-        </w:rPr>
-        <w:t>1. Data Preparation and Feature Engineering</w:t>
-      </w:r>
-    </w:p>
-    <w:p>
-      <w:pPr>
-        <w:spacing w:before="100" w:beforeAutospacing="1" w:after="100" w:afterAutospacing="1" w:line="240" w:lineRule="auto"/>
-        <w:rPr>
-          <w:rFonts w:ascii="Times New Roman" w:eastAsia="Times New Roman" w:hAnsi="Times New Roman" w:cs="Times New Roman"/>
-          <w:sz w:val="24"/>
-          <w:szCs w:val="24"/>
-        </w:rPr>
-      </w:pPr>
-      <w:r>
-        <w:rPr>
-          <w:rFonts w:ascii="Times New Roman" w:eastAsia="Times New Roman" w:hAnsi="Times New Roman" w:cs="Times New Roman"/>
-          <w:sz w:val="24"/>
-          <w:szCs w:val="24"/>
-        </w:rPr>
-        <w:t xml:space="preserve">This will be done by </w:t>
-      </w:r>
-      <w:r>
-        <w:rPr>
-          <w:rFonts w:ascii="Times New Roman" w:eastAsia="Times New Roman" w:hAnsi="Times New Roman" w:cs="Times New Roman"/>
-          <w:sz w:val="24"/>
-          <w:szCs w:val="24"/>
-        </w:rPr>
-        <w:t xml:space="preserve"> ingest</w:t>
-      </w:r>
-      <w:r>
-        <w:rPr>
-          <w:rFonts w:ascii="Times New Roman" w:eastAsia="Times New Roman" w:hAnsi="Times New Roman" w:cs="Times New Roman"/>
-          <w:sz w:val="24"/>
-          <w:szCs w:val="24"/>
-        </w:rPr>
-        <w:t>ing</w:t>
-      </w:r>
-      <w:r>
-        <w:rPr>
-          <w:rFonts w:ascii="Times New Roman" w:eastAsia="Times New Roman" w:hAnsi="Times New Roman" w:cs="Times New Roman"/>
-          <w:sz w:val="24"/>
-          <w:szCs w:val="24"/>
-        </w:rPr>
-        <w:t xml:space="preserve">  data streams for 50,000 subscribers: monthly billing records, network</w:t>
-      </w:r>
-      <w:r>
-        <w:rPr>
-          <w:rFonts w:ascii="Times New Roman" w:eastAsia="Times New Roman" w:hAnsi="Times New Roman" w:cs="Times New Roman"/>
-          <w:sz w:val="24"/>
-          <w:szCs w:val="24"/>
-        </w:rPr>
-        <w:noBreakHyphen/>
-        <w:t>probe logs (latency, drop rates), and customer demographics. After removing duplicates and clipping outliers, missing Internet</w:t>
-      </w:r>
-      <w:r>
-        <w:rPr>
-          <w:rFonts w:ascii="Times New Roman" w:eastAsia="Times New Roman" w:hAnsi="Times New Roman" w:cs="Times New Roman"/>
-          <w:sz w:val="24"/>
-          <w:szCs w:val="24"/>
-        </w:rPr>
-        <w:noBreakHyphen/>
-        <w:t>service values</w:t>
-      </w:r>
-      <w:r>
-        <w:rPr>
-          <w:rFonts w:ascii="Times New Roman" w:eastAsia="Times New Roman" w:hAnsi="Times New Roman" w:cs="Times New Roman"/>
-          <w:sz w:val="24"/>
-          <w:szCs w:val="24"/>
-        </w:rPr>
-        <w:t xml:space="preserve"> will be imputed</w:t>
-      </w:r>
-      <w:r>
-        <w:rPr>
-          <w:rFonts w:ascii="Times New Roman" w:eastAsia="Times New Roman" w:hAnsi="Times New Roman" w:cs="Times New Roman"/>
-          <w:sz w:val="24"/>
-          <w:szCs w:val="24"/>
-        </w:rPr>
-        <w:t xml:space="preserve"> using peer</w:t>
-      </w:r>
-      <w:r>
-        <w:rPr>
-          <w:rFonts w:ascii="Times New Roman" w:eastAsia="Times New Roman" w:hAnsi="Times New Roman" w:cs="Times New Roman"/>
-          <w:sz w:val="24"/>
-          <w:szCs w:val="24"/>
-        </w:rPr>
-        <w:noBreakHyphen/>
-        <w:t>median by tenure. Numerical features (MonthlyCharges, TotalSpend) are min–max scaled; categorical fields (ContractType, PaymentMethod) are one</w:t>
-      </w:r>
-      <w:r>
-        <w:rPr>
-          <w:rFonts w:ascii="Times New Roman" w:eastAsia="Times New Roman" w:hAnsi="Times New Roman" w:cs="Times New Roman"/>
-          <w:sz w:val="24"/>
-          <w:szCs w:val="24"/>
-        </w:rPr>
-        <w:noBreakHyphen/>
-        <w:t>hot encoded</w:t>
-      </w:r>
-      <w:r>
-        <w:rPr>
-          <w:rFonts w:ascii="Times New Roman" w:eastAsia="Times New Roman" w:hAnsi="Times New Roman" w:cs="Times New Roman"/>
-          <w:sz w:val="24"/>
-          <w:szCs w:val="24"/>
-        </w:rPr>
-        <w:t>.</w:t>
-      </w:r>
-    </w:p>
-    <w:p>
-      <w:pPr>
-        <w:spacing w:before="100" w:beforeAutospacing="1" w:after="100" w:afterAutospacing="1" w:line="240" w:lineRule="auto"/>
-        <w:outlineLvl w:val="2"/>
-        <w:rPr>
-          <w:rFonts w:ascii="Times New Roman" w:eastAsia="Times New Roman" w:hAnsi="Times New Roman" w:cs="Times New Roman"/>
-          <w:b/>
-          <w:bCs/>
-          <w:sz w:val="27"/>
-          <w:szCs w:val="27"/>
-        </w:rPr>
-      </w:pPr>
-      <w:r>
-        <w:rPr>
-          <w:rFonts w:ascii="Times New Roman" w:eastAsia="Times New Roman" w:hAnsi="Times New Roman" w:cs="Times New Roman"/>
-          <w:b/>
-          <w:bCs/>
-          <w:sz w:val="27"/>
-          <w:szCs w:val="27"/>
-        </w:rPr>
-        <w:t>2. Handling Class Imbalance</w:t>
-      </w:r>
-    </w:p>
-    <w:p>
-      <w:pPr>
-        <w:spacing w:before="100" w:beforeAutospacing="1" w:after="100" w:afterAutospacing="1" w:line="240" w:lineRule="auto"/>
-        <w:rPr>
-          <w:rFonts w:ascii="Times New Roman" w:eastAsia="Times New Roman" w:hAnsi="Times New Roman" w:cs="Times New Roman"/>
-          <w:sz w:val="24"/>
-          <w:szCs w:val="24"/>
-        </w:rPr>
-      </w:pPr>
-      <w:r>
-        <w:rPr>
-          <w:rFonts w:ascii="Times New Roman" w:eastAsia="Times New Roman" w:hAnsi="Times New Roman" w:cs="Times New Roman"/>
-          <w:sz w:val="24"/>
-          <w:szCs w:val="24"/>
-        </w:rPr>
-        <w:t>Within each fold of a stratified five</w:t>
-      </w:r>
-      <w:r>
-        <w:rPr>
-          <w:rFonts w:ascii="Times New Roman" w:eastAsia="Times New Roman" w:hAnsi="Times New Roman" w:cs="Times New Roman"/>
-          <w:sz w:val="24"/>
-          <w:szCs w:val="24"/>
-        </w:rPr>
-        <w:noBreakHyphen/>
-        <w:t>fold cross</w:t>
-      </w:r>
-      <w:r>
-        <w:rPr>
-          <w:rFonts w:ascii="Times New Roman" w:eastAsia="Times New Roman" w:hAnsi="Times New Roman" w:cs="Times New Roman"/>
-          <w:sz w:val="24"/>
-          <w:szCs w:val="24"/>
-        </w:rPr>
-        <w:noBreakHyphen/>
-        <w:t>validation, SMOTE (k = 5)</w:t>
-      </w:r>
-      <w:r>
-        <w:rPr>
-          <w:rFonts w:ascii="Times New Roman" w:eastAsia="Times New Roman" w:hAnsi="Times New Roman" w:cs="Times New Roman"/>
-          <w:sz w:val="24"/>
-          <w:szCs w:val="24"/>
-        </w:rPr>
-        <w:t xml:space="preserve"> will be applied</w:t>
-      </w:r>
-      <w:r>
-        <w:rPr>
-          <w:rFonts w:ascii="Times New Roman" w:eastAsia="Times New Roman" w:hAnsi="Times New Roman" w:cs="Times New Roman"/>
-          <w:sz w:val="24"/>
-          <w:szCs w:val="24"/>
-        </w:rPr>
-        <w:t xml:space="preserve"> to </w:t>
-      </w:r>
-      <w:r>
-        <w:rPr>
-          <w:rFonts w:ascii="Times New Roman" w:eastAsia="Times New Roman" w:hAnsi="Times New Roman" w:cs="Times New Roman"/>
-          <w:sz w:val="24"/>
-          <w:szCs w:val="24"/>
-        </w:rPr>
-        <w:t>avoid</w:t>
-      </w:r>
-      <w:r>
-        <w:rPr>
-          <w:rFonts w:ascii="Times New Roman" w:eastAsia="Times New Roman" w:hAnsi="Times New Roman" w:cs="Times New Roman"/>
-          <w:sz w:val="24"/>
-          <w:szCs w:val="24"/>
-        </w:rPr>
-        <w:t xml:space="preserve"> oversample churners, avoiding information leakage by restricting SMOTE to training subsets. In parallel, cost</w:t>
-      </w:r>
-      <w:r>
-        <w:rPr>
-          <w:rFonts w:ascii="Times New Roman" w:eastAsia="Times New Roman" w:hAnsi="Times New Roman" w:cs="Times New Roman"/>
-          <w:sz w:val="24"/>
-          <w:szCs w:val="24"/>
-        </w:rPr>
-        <w:noBreakHyphen/>
-        <w:t>sensitive variants of Random Forest and LightGBM</w:t>
-      </w:r>
-      <w:r>
-        <w:rPr>
-          <w:rFonts w:ascii="Times New Roman" w:eastAsia="Times New Roman" w:hAnsi="Times New Roman" w:cs="Times New Roman"/>
-          <w:sz w:val="24"/>
-          <w:szCs w:val="24"/>
-        </w:rPr>
-        <w:t xml:space="preserve"> will be trained </w:t>
-      </w:r>
-      <w:r>
-        <w:rPr>
-          <w:rFonts w:ascii="Times New Roman" w:eastAsia="Times New Roman" w:hAnsi="Times New Roman" w:cs="Times New Roman"/>
-          <w:sz w:val="24"/>
-          <w:szCs w:val="24"/>
-        </w:rPr>
-        <w:t>assigning a higher penalty for misclassifying the minority class</w:t>
-      </w:r>
-      <w:r>
-        <w:rPr>
-          <w:rFonts w:ascii="Times New Roman" w:eastAsia="Times New Roman" w:hAnsi="Times New Roman" w:cs="Times New Roman"/>
-          <w:sz w:val="24"/>
-          <w:szCs w:val="24"/>
-        </w:rPr>
-        <w:t xml:space="preserve"> </w:t>
-      </w:r>
-      <w:r>
-        <w:rPr>
-          <w:rFonts w:ascii="Times New Roman" w:eastAsia="Times New Roman" w:hAnsi="Times New Roman" w:cs="Times New Roman"/>
-          <w:sz w:val="24"/>
-          <w:szCs w:val="24"/>
-        </w:rPr>
-        <w:t>to compare against SMOTE results.</w:t>
-      </w:r>
-    </w:p>
-    <w:p>
-      <w:pPr>
-        <w:spacing w:before="100" w:beforeAutospacing="1" w:after="100" w:afterAutospacing="1" w:line="240" w:lineRule="auto"/>
-        <w:outlineLvl w:val="2"/>
-        <w:rPr>
-          <w:rFonts w:ascii="Times New Roman" w:eastAsia="Times New Roman" w:hAnsi="Times New Roman" w:cs="Times New Roman"/>
-          <w:b/>
-          <w:bCs/>
-          <w:sz w:val="27"/>
-          <w:szCs w:val="27"/>
-        </w:rPr>
-      </w:pPr>
-      <w:r>
-        <w:rPr>
-          <w:rFonts w:ascii="Times New Roman" w:eastAsia="Times New Roman" w:hAnsi="Times New Roman" w:cs="Times New Roman"/>
-          <w:b/>
-          <w:bCs/>
-          <w:sz w:val="27"/>
-          <w:szCs w:val="27"/>
-        </w:rPr>
-        <w:t>3. Model Development and Hyperparameter Tuning</w:t>
-      </w:r>
-    </w:p>
-    <w:p>
-      <w:pPr>
-        <w:spacing w:before="100" w:beforeAutospacing="1" w:after="100" w:afterAutospacing="1" w:line="240" w:lineRule="auto"/>
-        <w:rPr>
-          <w:rFonts w:ascii="Times New Roman" w:eastAsia="Times New Roman" w:hAnsi="Times New Roman" w:cs="Times New Roman"/>
-          <w:sz w:val="24"/>
-          <w:szCs w:val="24"/>
-        </w:rPr>
-      </w:pPr>
-      <w:r>
-        <w:rPr>
-          <w:rFonts w:ascii="Times New Roman" w:eastAsia="Times New Roman" w:hAnsi="Times New Roman" w:cs="Times New Roman"/>
-          <w:sz w:val="24"/>
-          <w:szCs w:val="24"/>
-        </w:rPr>
-        <w:t>Model</w:t>
-      </w:r>
-      <w:r>
-        <w:rPr>
-          <w:rFonts w:ascii="Times New Roman" w:eastAsia="Times New Roman" w:hAnsi="Times New Roman" w:cs="Times New Roman"/>
-          <w:sz w:val="24"/>
-          <w:szCs w:val="24"/>
-        </w:rPr>
-        <w:t xml:space="preserve"> will</w:t>
-      </w:r>
-      <w:r>
-        <w:rPr>
-          <w:rFonts w:ascii="Times New Roman" w:eastAsia="Times New Roman" w:hAnsi="Times New Roman" w:cs="Times New Roman"/>
-          <w:sz w:val="24"/>
-          <w:szCs w:val="24"/>
-        </w:rPr>
-        <w:t xml:space="preserve"> be</w:t>
-      </w:r>
-      <w:r>
-        <w:rPr>
-          <w:rFonts w:ascii="Times New Roman" w:eastAsia="Times New Roman" w:hAnsi="Times New Roman" w:cs="Times New Roman"/>
-          <w:sz w:val="24"/>
-          <w:szCs w:val="24"/>
-        </w:rPr>
-        <w:t xml:space="preserve"> train</w:t>
-      </w:r>
-      <w:r>
-        <w:rPr>
-          <w:rFonts w:ascii="Times New Roman" w:eastAsia="Times New Roman" w:hAnsi="Times New Roman" w:cs="Times New Roman"/>
-          <w:sz w:val="24"/>
-          <w:szCs w:val="24"/>
-        </w:rPr>
-        <w:t>ed</w:t>
-      </w:r>
-      <w:r>
-        <w:rPr>
-          <w:rFonts w:ascii="Times New Roman" w:eastAsia="Times New Roman" w:hAnsi="Times New Roman" w:cs="Times New Roman"/>
-          <w:sz w:val="24"/>
-          <w:szCs w:val="24"/>
-        </w:rPr>
-        <w:t xml:space="preserve"> and tune four classifiers:</w:t>
-      </w:r>
-    </w:p>
-    <w:p>
-      <w:pPr>
-        <w:numPr>
-          <w:ilvl w:val="0"/>
-          <w:numId w:val="3"/>
-        </w:numPr>
-        <w:spacing w:before="100" w:beforeAutospacing="1" w:after="100" w:afterAutospacing="1" w:line="240" w:lineRule="auto"/>
-        <w:rPr>
-          <w:rFonts w:ascii="Times New Roman" w:eastAsia="Times New Roman" w:hAnsi="Times New Roman" w:cs="Times New Roman"/>
-          <w:sz w:val="24"/>
-          <w:szCs w:val="24"/>
-        </w:rPr>
-      </w:pPr>
-      <w:r>
-        <w:rPr>
-          <w:rFonts w:ascii="Times New Roman" w:eastAsia="Times New Roman" w:hAnsi="Times New Roman" w:cs="Times New Roman"/>
-          <w:sz w:val="24"/>
-          <w:szCs w:val="24"/>
-        </w:rPr>
-        <w:t>Logistic Regression with ℓ₂ regularization; grid</w:t>
-      </w:r>
-      <w:r>
-        <w:rPr>
-          <w:rFonts w:ascii="Times New Roman" w:eastAsia="Times New Roman" w:hAnsi="Times New Roman" w:cs="Times New Roman"/>
-          <w:sz w:val="24"/>
-          <w:szCs w:val="24"/>
-        </w:rPr>
-        <w:noBreakHyphen/>
-        <w:t>search over C </w:t>
-      </w:r>
-      <w:r>
-        <w:rPr>
-          <w:rFonts w:ascii="Cambria Math" w:eastAsia="Times New Roman" w:hAnsi="Cambria Math" w:cs="Cambria Math"/>
-          <w:sz w:val="24"/>
-          <w:szCs w:val="24"/>
-        </w:rPr>
-        <w:t>∈</w:t>
-      </w:r>
-      <w:r>
-        <w:rPr>
-          <w:rFonts w:ascii="Times New Roman" w:eastAsia="Times New Roman" w:hAnsi="Times New Roman" w:cs="Times New Roman"/>
-          <w:sz w:val="24"/>
-          <w:szCs w:val="24"/>
-        </w:rPr>
-        <w:t> {0.01, 0.1, 1, 10} and solvers {liblinear, saga}.</w:t>
-      </w:r>
-    </w:p>
-    <w:p>
-      <w:pPr>
-        <w:numPr>
-          <w:ilvl w:val="0"/>
-          <w:numId w:val="3"/>
-        </w:numPr>
-        <w:spacing w:before="100" w:beforeAutospacing="1" w:after="100" w:afterAutospacing="1" w:line="240" w:lineRule="auto"/>
-        <w:rPr>
-          <w:rFonts w:ascii="Times New Roman" w:eastAsia="Times New Roman" w:hAnsi="Times New Roman" w:cs="Times New Roman"/>
-          <w:sz w:val="24"/>
-          <w:szCs w:val="24"/>
-        </w:rPr>
-      </w:pPr>
-      <w:r>
-        <w:rPr>
-          <w:rFonts w:ascii="Times New Roman" w:eastAsia="Times New Roman" w:hAnsi="Times New Roman" w:cs="Times New Roman"/>
-          <w:sz w:val="24"/>
-          <w:szCs w:val="24"/>
-        </w:rPr>
-        <w:t>Random Forest: Grid</w:t>
-      </w:r>
-      <w:r>
-        <w:rPr>
-          <w:rFonts w:ascii="Times New Roman" w:eastAsia="Times New Roman" w:hAnsi="Times New Roman" w:cs="Times New Roman"/>
-          <w:sz w:val="24"/>
-          <w:szCs w:val="24"/>
-        </w:rPr>
-        <w:noBreakHyphen/>
-        <w:t>search over n_estimators </w:t>
-      </w:r>
-      <w:r>
-        <w:rPr>
-          <w:rFonts w:ascii="Cambria Math" w:eastAsia="Times New Roman" w:hAnsi="Cambria Math" w:cs="Cambria Math"/>
-          <w:sz w:val="24"/>
-          <w:szCs w:val="24"/>
-        </w:rPr>
-        <w:t>∈</w:t>
-      </w:r>
-      <w:r>
-        <w:rPr>
-          <w:rFonts w:ascii="Times New Roman" w:eastAsia="Times New Roman" w:hAnsi="Times New Roman" w:cs="Times New Roman"/>
-          <w:sz w:val="24"/>
-          <w:szCs w:val="24"/>
-        </w:rPr>
-        <w:t> {100, 200, 500}, max_depth </w:t>
-      </w:r>
-      <w:r>
-        <w:rPr>
-          <w:rFonts w:ascii="Cambria Math" w:eastAsia="Times New Roman" w:hAnsi="Cambria Math" w:cs="Cambria Math"/>
-          <w:sz w:val="24"/>
-          <w:szCs w:val="24"/>
-        </w:rPr>
-        <w:t>∈</w:t>
-      </w:r>
-      <w:r>
-        <w:rPr>
-          <w:rFonts w:ascii="Times New Roman" w:eastAsia="Times New Roman" w:hAnsi="Times New Roman" w:cs="Times New Roman"/>
-          <w:sz w:val="24"/>
-          <w:szCs w:val="24"/>
-        </w:rPr>
-        <w:t> {10, 20, None}, min_samples_leaf </w:t>
-      </w:r>
-      <w:r>
-        <w:rPr>
-          <w:rFonts w:ascii="Cambria Math" w:eastAsia="Times New Roman" w:hAnsi="Cambria Math" w:cs="Cambria Math"/>
-          <w:sz w:val="24"/>
-          <w:szCs w:val="24"/>
-        </w:rPr>
-        <w:t>∈</w:t>
-      </w:r>
-      <w:r>
-        <w:rPr>
-          <w:rFonts w:ascii="Times New Roman" w:eastAsia="Times New Roman" w:hAnsi="Times New Roman" w:cs="Times New Roman"/>
-          <w:sz w:val="24"/>
-          <w:szCs w:val="24"/>
-        </w:rPr>
-        <w:t> {1, 5, 10}.</w:t>
-      </w:r>
-    </w:p>
-    <w:p>
-      <w:pPr>
-        <w:numPr>
-          <w:ilvl w:val="0"/>
-          <w:numId w:val="3"/>
-        </w:numPr>
-        <w:spacing w:before="100" w:beforeAutospacing="1" w:after="100" w:afterAutospacing="1" w:line="240" w:lineRule="auto"/>
-        <w:rPr>
-          <w:rFonts w:ascii="Times New Roman" w:eastAsia="Times New Roman" w:hAnsi="Times New Roman" w:cs="Times New Roman"/>
-          <w:sz w:val="24"/>
-          <w:szCs w:val="24"/>
-        </w:rPr>
-      </w:pPr>
-      <w:r>
-        <w:rPr>
-          <w:rFonts w:ascii="Times New Roman" w:eastAsia="Times New Roman" w:hAnsi="Times New Roman" w:cs="Times New Roman"/>
-          <w:sz w:val="24"/>
-          <w:szCs w:val="24"/>
-        </w:rPr>
-        <w:t>LightGBM: Learning rate </w:t>
-      </w:r>
-      <w:r>
-        <w:rPr>
-          <w:rFonts w:ascii="Cambria Math" w:eastAsia="Times New Roman" w:hAnsi="Cambria Math" w:cs="Cambria Math"/>
-          <w:sz w:val="24"/>
-          <w:szCs w:val="24"/>
-        </w:rPr>
-        <w:t>∈</w:t>
-      </w:r>
-      <w:r>
-        <w:rPr>
-          <w:rFonts w:ascii="Times New Roman" w:eastAsia="Times New Roman" w:hAnsi="Times New Roman" w:cs="Times New Roman"/>
-          <w:sz w:val="24"/>
-          <w:szCs w:val="24"/>
-        </w:rPr>
-        <w:t> {0.01, 0.05, 0.1}, max_depth </w:t>
-      </w:r>
-      <w:r>
-        <w:rPr>
-          <w:rFonts w:ascii="Cambria Math" w:eastAsia="Times New Roman" w:hAnsi="Cambria Math" w:cs="Cambria Math"/>
-          <w:sz w:val="24"/>
-          <w:szCs w:val="24"/>
-        </w:rPr>
-        <w:t>∈</w:t>
-      </w:r>
-      <w:r>
-        <w:rPr>
-          <w:rFonts w:ascii="Times New Roman" w:eastAsia="Times New Roman" w:hAnsi="Times New Roman" w:cs="Times New Roman"/>
-          <w:sz w:val="24"/>
-          <w:szCs w:val="24"/>
-        </w:rPr>
-        <w:t> {6, 10, 15}, early stopping with 10</w:t>
-      </w:r>
-      <w:r>
-        <w:rPr>
-          <w:rFonts w:ascii="Times New Roman" w:eastAsia="Times New Roman" w:hAnsi="Times New Roman" w:cs="Times New Roman"/>
-          <w:sz w:val="24"/>
-          <w:szCs w:val="24"/>
-        </w:rPr>
-        <w:noBreakHyphen/>
-        <w:t>round patience.</w:t>
-      </w:r>
-    </w:p>
-    <w:p>
-      <w:pPr>
-        <w:numPr>
-          <w:ilvl w:val="0"/>
-          <w:numId w:val="3"/>
-        </w:numPr>
-        <w:spacing w:before="100" w:beforeAutospacing="1" w:after="100" w:afterAutospacing="1" w:line="240" w:lineRule="auto"/>
-        <w:rPr>
-          <w:rFonts w:ascii="Times New Roman" w:eastAsia="Times New Roman" w:hAnsi="Times New Roman" w:cs="Times New Roman"/>
-          <w:sz w:val="24"/>
-          <w:szCs w:val="24"/>
-        </w:rPr>
-      </w:pPr>
-      <w:r>
-        <w:rPr>
-          <w:rFonts w:ascii="Times New Roman" w:eastAsia="Times New Roman" w:hAnsi="Times New Roman" w:cs="Times New Roman"/>
-          <w:sz w:val="24"/>
-          <w:szCs w:val="24"/>
-        </w:rPr>
-        <w:t>Soft</w:t>
-      </w:r>
-      <w:r>
-        <w:rPr>
-          <w:rFonts w:ascii="Times New Roman" w:eastAsia="Times New Roman" w:hAnsi="Times New Roman" w:cs="Times New Roman"/>
-          <w:sz w:val="24"/>
-          <w:szCs w:val="24"/>
-        </w:rPr>
-        <w:noBreakHyphen/>
-        <w:t>Voting Ensemble: Weighing LR, RF, and LightGBM predictions in 0.1 increments, optimized for hold</w:t>
-      </w:r>
-      <w:r>
-        <w:rPr>
-          <w:rFonts w:ascii="Times New Roman" w:eastAsia="Times New Roman" w:hAnsi="Times New Roman" w:cs="Times New Roman"/>
-          <w:sz w:val="24"/>
-          <w:szCs w:val="24"/>
-        </w:rPr>
-        <w:noBreakHyphen/>
-        <w:t>out AUC.</w:t>
-      </w:r>
-    </w:p>
-    <w:p>
-      <w:pPr>
-        <w:spacing w:before="100" w:beforeAutospacing="1" w:after="100" w:afterAutospacing="1" w:line="240" w:lineRule="auto"/>
-        <w:rPr>
-          <w:rFonts w:ascii="Times New Roman" w:eastAsia="Times New Roman" w:hAnsi="Times New Roman" w:cs="Times New Roman"/>
-          <w:sz w:val="24"/>
-          <w:szCs w:val="24"/>
-        </w:rPr>
-      </w:pPr>
-      <w:r>
-        <w:rPr>
-          <w:rFonts w:ascii="Times New Roman" w:eastAsia="Times New Roman" w:hAnsi="Times New Roman" w:cs="Times New Roman"/>
-          <w:sz w:val="24"/>
-          <w:szCs w:val="24"/>
-        </w:rPr>
-        <w:t>Hyperparameter tuning and SMOTE application occur inside each CV fold via nested grid search, ensuring unbiased selection.</w:t>
-      </w:r>
-    </w:p>
-    <w:p>
-      <w:pPr>
-        <w:spacing w:before="100" w:beforeAutospacing="1" w:after="100" w:afterAutospacing="1" w:line="240" w:lineRule="auto"/>
-        <w:outlineLvl w:val="2"/>
-        <w:rPr>
-          <w:rFonts w:ascii="Times New Roman" w:eastAsia="Times New Roman" w:hAnsi="Times New Roman" w:cs="Times New Roman"/>
-          <w:b/>
-          <w:bCs/>
-          <w:sz w:val="27"/>
-          <w:szCs w:val="27"/>
-        </w:rPr>
-      </w:pPr>
-      <w:r>
-        <w:rPr>
-          <w:rFonts w:ascii="Times New Roman" w:eastAsia="Times New Roman" w:hAnsi="Times New Roman" w:cs="Times New Roman"/>
-          <w:b/>
-          <w:bCs/>
-          <w:sz w:val="27"/>
-          <w:szCs w:val="27"/>
-        </w:rPr>
-        <w:t>4. Evaluation and Threshold Calibration</w:t>
-      </w:r>
-    </w:p>
-    <w:p>
-      <w:pPr>
-        <w:spacing w:before="100" w:beforeAutospacing="1" w:after="100" w:afterAutospacing="1" w:line="240" w:lineRule="auto"/>
-        <w:rPr>
-          <w:rFonts w:ascii="Times New Roman" w:eastAsia="Times New Roman" w:hAnsi="Times New Roman" w:cs="Times New Roman"/>
-          <w:sz w:val="24"/>
-          <w:szCs w:val="24"/>
-        </w:rPr>
-      </w:pPr>
-      <w:r>
-        <w:rPr>
-          <w:rFonts w:ascii="Times New Roman" w:eastAsia="Times New Roman" w:hAnsi="Times New Roman" w:cs="Times New Roman"/>
-          <w:sz w:val="24"/>
-          <w:szCs w:val="24"/>
-        </w:rPr>
-        <w:t xml:space="preserve">After nested CV, 20 percent of data </w:t>
-      </w:r>
-      <w:r>
-        <w:rPr>
-          <w:rFonts w:ascii="Times New Roman" w:eastAsia="Times New Roman" w:hAnsi="Times New Roman" w:cs="Times New Roman"/>
-          <w:sz w:val="24"/>
-          <w:szCs w:val="24"/>
-        </w:rPr>
-        <w:t xml:space="preserve"> will be reserved </w:t>
-      </w:r>
-      <w:r>
-        <w:rPr>
-          <w:rFonts w:ascii="Times New Roman" w:eastAsia="Times New Roman" w:hAnsi="Times New Roman" w:cs="Times New Roman"/>
-          <w:sz w:val="24"/>
-          <w:szCs w:val="24"/>
-        </w:rPr>
-        <w:t>as a final test set. For each model,  accuracy, precision, recall, F1</w:t>
-      </w:r>
-      <w:r>
-        <w:rPr>
-          <w:rFonts w:ascii="Times New Roman" w:eastAsia="Times New Roman" w:hAnsi="Times New Roman" w:cs="Times New Roman"/>
-          <w:sz w:val="24"/>
-          <w:szCs w:val="24"/>
-        </w:rPr>
-        <w:noBreakHyphen/>
-        <w:t>score, and AUC</w:t>
-      </w:r>
-      <w:r>
-        <w:rPr>
-          <w:rFonts w:ascii="Times New Roman" w:eastAsia="Times New Roman" w:hAnsi="Times New Roman" w:cs="Times New Roman"/>
-          <w:sz w:val="24"/>
-          <w:szCs w:val="24"/>
-        </w:rPr>
-        <w:noBreakHyphen/>
-        <w:t>ROC</w:t>
-      </w:r>
-      <w:r>
-        <w:rPr>
-          <w:rFonts w:ascii="Times New Roman" w:eastAsia="Times New Roman" w:hAnsi="Times New Roman" w:cs="Times New Roman"/>
-          <w:sz w:val="24"/>
-          <w:szCs w:val="24"/>
-        </w:rPr>
-        <w:t xml:space="preserve"> will be computed</w:t>
-      </w:r>
-      <w:r>
-        <w:rPr>
-          <w:rFonts w:ascii="Times New Roman" w:eastAsia="Times New Roman" w:hAnsi="Times New Roman" w:cs="Times New Roman"/>
-          <w:sz w:val="24"/>
-          <w:szCs w:val="24"/>
-        </w:rPr>
-        <w:t>. Recognizing business costs, decision thresholds from 0.0 to 0.85 in 0.01 steps</w:t>
-      </w:r>
-      <w:r>
-        <w:rPr>
-          <w:rFonts w:ascii="Times New Roman" w:eastAsia="Times New Roman" w:hAnsi="Times New Roman" w:cs="Times New Roman"/>
-          <w:sz w:val="24"/>
-          <w:szCs w:val="24"/>
-        </w:rPr>
-        <w:t xml:space="preserve"> will be swept</w:t>
-      </w:r>
-      <w:r>
-        <w:rPr>
-          <w:rFonts w:ascii="Times New Roman" w:eastAsia="Times New Roman" w:hAnsi="Times New Roman" w:cs="Times New Roman"/>
-          <w:sz w:val="24"/>
-          <w:szCs w:val="24"/>
-        </w:rPr>
-        <w:t>, choosing the cutoff that maximizes a weighted F1 (emphasizing recall for churners).</w:t>
-      </w:r>
-    </w:p>
-    <w:p>
-      <w:pPr>
-        <w:spacing w:before="100" w:beforeAutospacing="1" w:after="100" w:afterAutospacing="1" w:line="240" w:lineRule="auto"/>
-        <w:outlineLvl w:val="2"/>
-        <w:rPr>
-          <w:rFonts w:ascii="Times New Roman" w:eastAsia="Times New Roman" w:hAnsi="Times New Roman" w:cs="Times New Roman"/>
-          <w:b/>
-          <w:bCs/>
-          <w:sz w:val="27"/>
-          <w:szCs w:val="27"/>
-        </w:rPr>
-      </w:pPr>
-      <w:r>
-        <w:rPr>
-          <w:rFonts w:ascii="Times New Roman" w:eastAsia="Times New Roman" w:hAnsi="Times New Roman" w:cs="Times New Roman"/>
-          <w:b/>
-          <w:bCs/>
-          <w:sz w:val="27"/>
-          <w:szCs w:val="27"/>
-        </w:rPr>
-        <w:t>5. Model Interpretation and Deployment</w:t>
-      </w:r>
-    </w:p>
-    <w:p>
-      <w:pPr>
-        <w:spacing w:before="100" w:beforeAutospacing="1" w:after="100" w:afterAutospacing="1" w:line="240" w:lineRule="auto"/>
-        <w:rPr>
-          <w:rFonts w:ascii="Times New Roman" w:eastAsia="Times New Roman" w:hAnsi="Times New Roman" w:cs="Times New Roman"/>
-          <w:sz w:val="24"/>
-          <w:szCs w:val="24"/>
-        </w:rPr>
-      </w:pPr>
-      <w:r>
-        <w:rPr>
-          <w:rFonts w:ascii="Times New Roman" w:eastAsia="Times New Roman" w:hAnsi="Times New Roman" w:cs="Times New Roman"/>
-          <w:sz w:val="24"/>
-          <w:szCs w:val="24"/>
-        </w:rPr>
-        <w:t>For the best</w:t>
-      </w:r>
-      <w:r>
-        <w:rPr>
-          <w:rFonts w:ascii="Times New Roman" w:eastAsia="Times New Roman" w:hAnsi="Times New Roman" w:cs="Times New Roman"/>
-          <w:sz w:val="24"/>
-          <w:szCs w:val="24"/>
-        </w:rPr>
-        <w:noBreakHyphen/>
-        <w:t>performing models, SHAP values to identify the top five drivers of churn at both global and individual levels</w:t>
-      </w:r>
-      <w:r>
-        <w:rPr>
-          <w:rFonts w:ascii="Times New Roman" w:eastAsia="Times New Roman" w:hAnsi="Times New Roman" w:cs="Times New Roman"/>
-          <w:sz w:val="24"/>
-          <w:szCs w:val="24"/>
-        </w:rPr>
-        <w:t xml:space="preserve"> will be computed</w:t>
-      </w:r>
-      <w:r>
-        <w:rPr>
-          <w:rFonts w:ascii="Times New Roman" w:eastAsia="Times New Roman" w:hAnsi="Times New Roman" w:cs="Times New Roman"/>
-          <w:sz w:val="24"/>
-          <w:szCs w:val="24"/>
-        </w:rPr>
-        <w:t>.</w:t>
-      </w:r>
-      <w:r>
-        <w:rPr>
-          <w:rFonts w:ascii="Times New Roman" w:eastAsia="Times New Roman" w:hAnsi="Times New Roman" w:cs="Times New Roman"/>
-          <w:sz w:val="24"/>
-          <w:szCs w:val="24"/>
-        </w:rPr>
-        <w:t xml:space="preserve"> P</w:t>
-      </w:r>
-      <w:r>
-        <w:rPr>
-          <w:rFonts w:ascii="Times New Roman" w:eastAsia="Times New Roman" w:hAnsi="Times New Roman" w:cs="Times New Roman"/>
-          <w:sz w:val="24"/>
-          <w:szCs w:val="24"/>
-        </w:rPr>
-        <w:t>reprocessing pipelines and the final models using Joblib</w:t>
-      </w:r>
-      <w:r>
-        <w:rPr>
-          <w:rFonts w:ascii="Times New Roman" w:eastAsia="Times New Roman" w:hAnsi="Times New Roman" w:cs="Times New Roman"/>
-          <w:sz w:val="24"/>
-          <w:szCs w:val="24"/>
-        </w:rPr>
-        <w:t xml:space="preserve"> will be serialized</w:t>
-      </w:r>
-      <w:r>
-        <w:rPr>
-          <w:rFonts w:ascii="Times New Roman" w:eastAsia="Times New Roman" w:hAnsi="Times New Roman" w:cs="Times New Roman"/>
-          <w:sz w:val="24"/>
-          <w:szCs w:val="24"/>
-        </w:rPr>
-        <w:t>, and expose a Django</w:t>
-      </w:r>
-      <w:r>
-        <w:rPr>
-          <w:rFonts w:ascii="Times New Roman" w:eastAsia="Times New Roman" w:hAnsi="Times New Roman" w:cs="Times New Roman"/>
-          <w:sz w:val="24"/>
-          <w:szCs w:val="24"/>
-        </w:rPr>
-        <w:noBreakHyphen/>
-        <w:t xml:space="preserve">based </w:t>
-      </w:r>
-      <w:r>
-        <w:rPr>
-          <w:rFonts w:ascii="Times New Roman" w:eastAsia="Times New Roman" w:hAnsi="Times New Roman" w:cs="Times New Roman"/>
-          <w:sz w:val="24"/>
-          <w:szCs w:val="24"/>
-        </w:rPr>
-        <w:t xml:space="preserve">website </w:t>
-      </w:r>
-      <w:r>
-        <w:rPr>
-          <w:rFonts w:ascii="Times New Roman" w:eastAsia="Times New Roman" w:hAnsi="Times New Roman" w:cs="Times New Roman"/>
-          <w:sz w:val="24"/>
-          <w:szCs w:val="24"/>
-        </w:rPr>
-        <w:t xml:space="preserve">that accepts new customer data and returns both churn probability and driver explanations. </w:t>
-      </w:r>
-    </w:p>
-    <w:p>
-      <w:pPr>
-        <w:spacing w:after="0" w:line="240" w:lineRule="auto"/>
-        <w:rPr>
-          <w:rFonts w:ascii="Times New Roman" w:eastAsia="Times New Roman" w:hAnsi="Times New Roman" w:cs="Times New Roman"/>
-          <w:sz w:val="24"/>
-          <w:szCs w:val="24"/>
-        </w:rPr>
-      </w:pPr>
-    </w:p>
-    <w:p>
-      <w:pPr>
-        <w:spacing w:before="100" w:beforeAutospacing="1" w:after="100" w:afterAutospacing="1" w:line="240" w:lineRule="auto"/>
-        <w:rPr>
-          <w:rFonts w:ascii="Times New Roman" w:eastAsia="Times New Roman" w:hAnsi="Times New Roman" w:cs="Times New Roman"/>
-          <w:sz w:val="24"/>
-          <w:szCs w:val="24"/>
-        </w:rPr>
-      </w:pPr>
-      <w:r>
-        <w:rPr>
-          <w:rFonts w:ascii="Times New Roman" w:eastAsia="Times New Roman" w:hAnsi="Times New Roman" w:cs="Times New Roman"/>
-          <w:b/>
-          <w:bCs/>
-          <w:sz w:val="24"/>
-          <w:szCs w:val="24"/>
-        </w:rPr>
-        <w:t>R</w:t>
-      </w:r>
-      <w:r>
-        <w:rPr>
-          <w:rFonts w:ascii="Times New Roman" w:eastAsia="Times New Roman" w:hAnsi="Times New Roman" w:cs="Times New Roman"/>
-          <w:b/>
-          <w:bCs/>
           <w:sz w:val="24"/>
           <w:szCs w:val="24"/>
         </w:rPr>
@@ -2562,7 +2785,43 @@
           <w:sz w:val="24"/>
           <w:szCs w:val="24"/>
         </w:rPr>
-        <w:t xml:space="preserve">Ahmad, S., Kumar, R., &amp; Varadharajan, R. (2019). Customer churn prediction using XGBoost: A case study in telecom. </w:t>
+        <w:t xml:space="preserve">Ahmad, S., Kumar, R., &amp; </w:t>
+      </w:r>
+      <w:proofErr w:type="spellStart"/>
+      <w:r>
+        <w:rPr>
+          <w:rFonts w:ascii="Times New Roman" w:eastAsia="Times New Roman" w:hAnsi="Times New Roman" w:cs="Times New Roman"/>
+          <w:sz w:val="24"/>
+          <w:szCs w:val="24"/>
+        </w:rPr>
+        <w:t>Varadharajan</w:t>
+      </w:r>
+      <w:proofErr w:type="spellEnd"/>
+      <w:r>
+        <w:rPr>
+          <w:rFonts w:ascii="Times New Roman" w:eastAsia="Times New Roman" w:hAnsi="Times New Roman" w:cs="Times New Roman"/>
+          <w:sz w:val="24"/>
+          <w:szCs w:val="24"/>
+        </w:rPr>
+        <w:t xml:space="preserve">, R. (2019). Customer churn prediction using </w:t>
+      </w:r>
+      <w:proofErr w:type="spellStart"/>
+      <w:r>
+        <w:rPr>
+          <w:rFonts w:ascii="Times New Roman" w:eastAsia="Times New Roman" w:hAnsi="Times New Roman" w:cs="Times New Roman"/>
+          <w:sz w:val="24"/>
+          <w:szCs w:val="24"/>
+        </w:rPr>
+        <w:t>XGBoost</w:t>
+      </w:r>
+      <w:proofErr w:type="spellEnd"/>
+      <w:r>
+        <w:rPr>
+          <w:rFonts w:ascii="Times New Roman" w:eastAsia="Times New Roman" w:hAnsi="Times New Roman" w:cs="Times New Roman"/>
+          <w:sz w:val="24"/>
+          <w:szCs w:val="24"/>
+        </w:rPr>
+        <w:t xml:space="preserve">: A case study in telecom. </w:t>
       </w:r>
       <w:r>
         <w:rPr>
@@ -2598,7 +2857,43 @@
           <w:sz w:val="24"/>
           <w:szCs w:val="24"/>
         </w:rPr>
-        <w:t xml:space="preserve">Akpan, S., Abdulkareem, M., &amp; Okon, E. (2022). Investigating network factors influencing churn in rural telecom networks. </w:t>
+        <w:t xml:space="preserve">Akpan, S., </w:t>
+      </w:r>
+      <w:proofErr w:type="spellStart"/>
+      <w:r>
+        <w:rPr>
+          <w:rFonts w:ascii="Times New Roman" w:eastAsia="Times New Roman" w:hAnsi="Times New Roman" w:cs="Times New Roman"/>
+          <w:sz w:val="24"/>
+          <w:szCs w:val="24"/>
+        </w:rPr>
+        <w:t>Abdulkareem</w:t>
+      </w:r>
+      <w:proofErr w:type="spellEnd"/>
+      <w:r>
+        <w:rPr>
+          <w:rFonts w:ascii="Times New Roman" w:eastAsia="Times New Roman" w:hAnsi="Times New Roman" w:cs="Times New Roman"/>
+          <w:sz w:val="24"/>
+          <w:szCs w:val="24"/>
+        </w:rPr>
+        <w:t xml:space="preserve">, M., &amp; </w:t>
+      </w:r>
+      <w:proofErr w:type="spellStart"/>
+      <w:r>
+        <w:rPr>
+          <w:rFonts w:ascii="Times New Roman" w:eastAsia="Times New Roman" w:hAnsi="Times New Roman" w:cs="Times New Roman"/>
+          <w:sz w:val="24"/>
+          <w:szCs w:val="24"/>
+        </w:rPr>
+        <w:t>Okon</w:t>
+      </w:r>
+      <w:proofErr w:type="spellEnd"/>
+      <w:r>
+        <w:rPr>
+          <w:rFonts w:ascii="Times New Roman" w:eastAsia="Times New Roman" w:hAnsi="Times New Roman" w:cs="Times New Roman"/>
+          <w:sz w:val="24"/>
+          <w:szCs w:val="24"/>
+        </w:rPr>
+        <w:t xml:space="preserve">, E. (2022). Investigating network factors influencing churn in rural telecom networks. </w:t>
       </w:r>
       <w:r>
         <w:rPr>
@@ -2628,13 +2923,41 @@
           <w:szCs w:val="24"/>
         </w:rPr>
       </w:pPr>
-      <w:r>
-        <w:rPr>
-          <w:rFonts w:ascii="Times New Roman" w:eastAsia="Times New Roman" w:hAnsi="Times New Roman" w:cs="Times New Roman"/>
-          <w:sz w:val="24"/>
-          <w:szCs w:val="24"/>
-        </w:rPr>
-        <w:t xml:space="preserve">Amershi, S., Chickering, M., Drucker, S. M., Lee, B., Simard, P., &amp; Suh, J. (2019). ModelTracker: Redesigning performance analysis tools for machine learning. In </w:t>
+      <w:proofErr w:type="spellStart"/>
+      <w:r>
+        <w:rPr>
+          <w:rFonts w:ascii="Times New Roman" w:eastAsia="Times New Roman" w:hAnsi="Times New Roman" w:cs="Times New Roman"/>
+          <w:sz w:val="24"/>
+          <w:szCs w:val="24"/>
+        </w:rPr>
+        <w:t>Amershi</w:t>
+      </w:r>
+      <w:proofErr w:type="spellEnd"/>
+      <w:r>
+        <w:rPr>
+          <w:rFonts w:ascii="Times New Roman" w:eastAsia="Times New Roman" w:hAnsi="Times New Roman" w:cs="Times New Roman"/>
+          <w:sz w:val="24"/>
+          <w:szCs w:val="24"/>
+        </w:rPr>
+        <w:t xml:space="preserve">, S., Chickering, M., Drucker, S. M., Lee, B., Simard, P., &amp; Suh, J. (2019). </w:t>
+      </w:r>
+      <w:proofErr w:type="spellStart"/>
+      <w:r>
+        <w:rPr>
+          <w:rFonts w:ascii="Times New Roman" w:eastAsia="Times New Roman" w:hAnsi="Times New Roman" w:cs="Times New Roman"/>
+          <w:sz w:val="24"/>
+          <w:szCs w:val="24"/>
+        </w:rPr>
+        <w:t>ModelTracker</w:t>
+      </w:r>
+      <w:proofErr w:type="spellEnd"/>
+      <w:r>
+        <w:rPr>
+          <w:rFonts w:ascii="Times New Roman" w:eastAsia="Times New Roman" w:hAnsi="Times New Roman" w:cs="Times New Roman"/>
+          <w:sz w:val="24"/>
+          <w:szCs w:val="24"/>
+        </w:rPr>
+        <w:t xml:space="preserve">: Redesigning performance analysis tools for machine learning. In </w:t>
       </w:r>
       <w:r>
         <w:rPr>
@@ -2670,7 +2993,25 @@
           <w:sz w:val="24"/>
           <w:szCs w:val="24"/>
         </w:rPr>
-        <w:t>Chawla, N. V., Bowyer, K. W., Hall, L. O., &amp; Kegelmeyer, W. P. (2002). SMOTE: Synthetic minority over</w:t>
+        <w:t xml:space="preserve">Chawla, N. V., Bowyer, K. W., Hall, L. O., &amp; </w:t>
+      </w:r>
+      <w:proofErr w:type="spellStart"/>
+      <w:r>
+        <w:rPr>
+          <w:rFonts w:ascii="Times New Roman" w:eastAsia="Times New Roman" w:hAnsi="Times New Roman" w:cs="Times New Roman"/>
+          <w:sz w:val="24"/>
+          <w:szCs w:val="24"/>
+        </w:rPr>
+        <w:t>Kegelmeyer</w:t>
+      </w:r>
+      <w:proofErr w:type="spellEnd"/>
+      <w:r>
+        <w:rPr>
+          <w:rFonts w:ascii="Times New Roman" w:eastAsia="Times New Roman" w:hAnsi="Times New Roman" w:cs="Times New Roman"/>
+          <w:sz w:val="24"/>
+          <w:szCs w:val="24"/>
+        </w:rPr>
+        <w:t>, W. P. (2002). SMOTE: Synthetic minority over</w:t>
       </w:r>
       <w:r>
         <w:rPr>
@@ -2805,7 +3146,79 @@
           <w:sz w:val="24"/>
           <w:szCs w:val="24"/>
         </w:rPr>
-        <w:t>Gama, J., Žliobaitė, I., Bifet, A., Pechenizkiy, M., &amp; Bouchachia, A. (2014). A survey on concept</w:t>
+        <w:t xml:space="preserve">Gama, J., </w:t>
+      </w:r>
+      <w:proofErr w:type="spellStart"/>
+      <w:r>
+        <w:rPr>
+          <w:rFonts w:ascii="Times New Roman" w:eastAsia="Times New Roman" w:hAnsi="Times New Roman" w:cs="Times New Roman"/>
+          <w:sz w:val="24"/>
+          <w:szCs w:val="24"/>
+        </w:rPr>
+        <w:t>Žliobaitė</w:t>
+      </w:r>
+      <w:proofErr w:type="spellEnd"/>
+      <w:r>
+        <w:rPr>
+          <w:rFonts w:ascii="Times New Roman" w:eastAsia="Times New Roman" w:hAnsi="Times New Roman" w:cs="Times New Roman"/>
+          <w:sz w:val="24"/>
+          <w:szCs w:val="24"/>
+        </w:rPr>
+        <w:t xml:space="preserve">, I., </w:t>
+      </w:r>
+      <w:proofErr w:type="spellStart"/>
+      <w:r>
+        <w:rPr>
+          <w:rFonts w:ascii="Times New Roman" w:eastAsia="Times New Roman" w:hAnsi="Times New Roman" w:cs="Times New Roman"/>
+          <w:sz w:val="24"/>
+          <w:szCs w:val="24"/>
+        </w:rPr>
+        <w:t>Bifet</w:t>
+      </w:r>
+      <w:proofErr w:type="spellEnd"/>
+      <w:r>
+        <w:rPr>
+          <w:rFonts w:ascii="Times New Roman" w:eastAsia="Times New Roman" w:hAnsi="Times New Roman" w:cs="Times New Roman"/>
+          <w:sz w:val="24"/>
+          <w:szCs w:val="24"/>
+        </w:rPr>
+        <w:t xml:space="preserve">, A., </w:t>
+      </w:r>
+      <w:proofErr w:type="spellStart"/>
+      <w:r>
+        <w:rPr>
+          <w:rFonts w:ascii="Times New Roman" w:eastAsia="Times New Roman" w:hAnsi="Times New Roman" w:cs="Times New Roman"/>
+          <w:sz w:val="24"/>
+          <w:szCs w:val="24"/>
+        </w:rPr>
+        <w:t>Pechenizkiy</w:t>
+      </w:r>
+      <w:proofErr w:type="spellEnd"/>
+      <w:r>
+        <w:rPr>
+          <w:rFonts w:ascii="Times New Roman" w:eastAsia="Times New Roman" w:hAnsi="Times New Roman" w:cs="Times New Roman"/>
+          <w:sz w:val="24"/>
+          <w:szCs w:val="24"/>
+        </w:rPr>
+        <w:t xml:space="preserve">, M., &amp; </w:t>
+      </w:r>
+      <w:proofErr w:type="spellStart"/>
+      <w:r>
+        <w:rPr>
+          <w:rFonts w:ascii="Times New Roman" w:eastAsia="Times New Roman" w:hAnsi="Times New Roman" w:cs="Times New Roman"/>
+          <w:sz w:val="24"/>
+          <w:szCs w:val="24"/>
+        </w:rPr>
+        <w:t>Bouchachia</w:t>
+      </w:r>
+      <w:proofErr w:type="spellEnd"/>
+      <w:r>
+        <w:rPr>
+          <w:rFonts w:ascii="Times New Roman" w:eastAsia="Times New Roman" w:hAnsi="Times New Roman" w:cs="Times New Roman"/>
+          <w:sz w:val="24"/>
+          <w:szCs w:val="24"/>
+        </w:rPr>
+        <w:t>, A. (2014). A survey on concept</w:t>
       </w:r>
       <w:r>
         <w:rPr>
@@ -2903,13 +3316,23 @@
           <w:szCs w:val="24"/>
         </w:rPr>
       </w:pPr>
-      <w:r>
-        <w:rPr>
-          <w:rFonts w:ascii="Times New Roman" w:eastAsia="Times New Roman" w:hAnsi="Times New Roman" w:cs="Times New Roman"/>
-          <w:sz w:val="24"/>
-          <w:szCs w:val="24"/>
-        </w:rPr>
-        <w:t xml:space="preserve">Jahromi, A., &amp; Sharifi, M. (2020). Early churn detection in telecom industry using machine learning. </w:t>
+      <w:proofErr w:type="spellStart"/>
+      <w:r>
+        <w:rPr>
+          <w:rFonts w:ascii="Times New Roman" w:eastAsia="Times New Roman" w:hAnsi="Times New Roman" w:cs="Times New Roman"/>
+          <w:sz w:val="24"/>
+          <w:szCs w:val="24"/>
+        </w:rPr>
+        <w:t>Jahromi</w:t>
+      </w:r>
+      <w:proofErr w:type="spellEnd"/>
+      <w:r>
+        <w:rPr>
+          <w:rFonts w:ascii="Times New Roman" w:eastAsia="Times New Roman" w:hAnsi="Times New Roman" w:cs="Times New Roman"/>
+          <w:sz w:val="24"/>
+          <w:szCs w:val="24"/>
+        </w:rPr>
+        <w:t xml:space="preserve">, A., &amp; Sharifi, M. (2020). Early churn detection in telecom industry using machine learning. </w:t>
       </w:r>
       <w:r>
         <w:rPr>
@@ -2945,7 +3368,25 @@
           <w:sz w:val="24"/>
           <w:szCs w:val="24"/>
         </w:rPr>
-        <w:t xml:space="preserve">Kotler, P., Keller, K. L., &amp; Chernev, A. (2021). </w:t>
+        <w:t xml:space="preserve">Kotler, P., Keller, K. L., &amp; </w:t>
+      </w:r>
+      <w:proofErr w:type="spellStart"/>
+      <w:r>
+        <w:rPr>
+          <w:rFonts w:ascii="Times New Roman" w:eastAsia="Times New Roman" w:hAnsi="Times New Roman" w:cs="Times New Roman"/>
+          <w:sz w:val="24"/>
+          <w:szCs w:val="24"/>
+        </w:rPr>
+        <w:t>Chernev</w:t>
+      </w:r>
+      <w:proofErr w:type="spellEnd"/>
+      <w:r>
+        <w:rPr>
+          <w:rFonts w:ascii="Times New Roman" w:eastAsia="Times New Roman" w:hAnsi="Times New Roman" w:cs="Times New Roman"/>
+          <w:sz w:val="24"/>
+          <w:szCs w:val="24"/>
+        </w:rPr>
+        <w:t xml:space="preserve">, A. (2021). </w:t>
       </w:r>
       <w:r>
         <w:rPr>
